--- a/corpus/docx/level-081/template.docx
+++ b/corpus/docx/level-081/template.docx
@@ -15,185 +15,185 @@
         <word:t xml:space="preserve">{</word:t>
       </word:r>
       <word:r>
+        <word:t xml:space="preserve">d</word:t>
+      </word:r>
+      <word:r>
+        <word:t xml:space="preserve">.</word:t>
+      </word:r>
+      <word:r>
+        <word:t xml:space="preserve">t</word:t>
+      </word:r>
+      <word:r>
+        <word:t xml:space="preserve">i</word:t>
+      </word:r>
+      <word:r>
+        <word:t xml:space="preserve">t</word:t>
+      </word:r>
+      <word:r>
+        <word:t xml:space="preserve">l</word:t>
+      </word:r>
+      <word:r>
+        <word:t xml:space="preserve">e</word:t>
+      </word:r>
+      <word:r>
+        <word:t xml:space="preserve">}</word:t>
+      </word:r>
+    </word:p>
+    <word:p>
+      <word:r>
         <word:t xml:space="preserve">{</word:t>
       </word:r>
       <word:r>
+        <word:t xml:space="preserve">d</word:t>
+      </word:r>
+      <word:r>
+        <word:t xml:space="preserve">.</word:t>
+      </word:r>
+      <word:r>
+        <word:t xml:space="preserve">c</word:t>
+      </word:r>
+      <word:r>
+        <word:t xml:space="preserve">us</word:t>
+      </word:r>
+      <word:r>
         <word:t xml:space="preserve">t</word:t>
       </word:r>
       <word:r>
+        <word:t xml:space="preserve">o</word:t>
+      </word:r>
+      <word:r>
+        <word:t xml:space="preserve">m</word:t>
+      </word:r>
+      <word:r>
+        <word:t xml:space="preserve">e</word:t>
+      </word:r>
+      <word:r>
+        <word:t xml:space="preserve">r}</word:t>
+      </word:r>
+    </word:p>
+    <word:p>
+      <word:r>
+        <word:t xml:space="preserve">{</word:t>
+      </word:r>
+      <word:r>
+        <word:t xml:space="preserve">d</word:t>
+      </word:r>
+      <word:r>
+        <word:t xml:space="preserve">.</word:t>
+      </word:r>
+      <word:r>
+        <word:t xml:space="preserve">s</word:t>
+      </word:r>
+      <word:r>
+        <word:t xml:space="preserve">p</word:t>
+      </word:r>
+      <word:r>
+        <word:t xml:space="preserve">a</word:t>
+      </word:r>
+      <word:r>
+        <word:t xml:space="preserve">c</word:t>
+      </word:r>
+      <word:r>
+        <word:t xml:space="preserve">e</word:t>
+      </word:r>
+      <word:r>
+        <word:t xml:space="preserve">d</word:t>
+      </word:r>
+      <word:r>
+        <word:t xml:space="preserve">}</word:t>
+      </word:r>
+    </word:p>
+    <word:p>
+      <word:r>
+        <word:t xml:space="preserve">{</word:t>
+      </word:r>
+      <word:r>
+        <word:t xml:space="preserve">d</word:t>
+      </word:r>
+      <word:r>
+        <word:t xml:space="preserve">.</word:t>
+      </word:r>
+      <word:r>
+        <word:t xml:space="preserve">l</word:t>
+      </word:r>
+      <word:r>
         <word:t xml:space="preserve">i</word:t>
       </word:r>
       <word:r>
         <word:t xml:space="preserve">t</word:t>
       </word:r>
       <word:r>
+        <word:t xml:space="preserve">e</word:t>
+      </word:r>
+      <word:r>
+        <word:t xml:space="preserve">r</word:t>
+      </word:r>
+      <word:r>
+        <word:t xml:space="preserve">a</word:t>
+      </word:r>
+      <word:r>
+        <word:t xml:space="preserve">l}</word:t>
+      </word:r>
+    </word:p>
+    <word:p>
+      <word:r>
+        <word:t xml:space="preserve">{</word:t>
+      </word:r>
+      <word:r>
+        <word:t xml:space="preserve">d</word:t>
+      </word:r>
+      <word:r>
+        <word:t xml:space="preserve">.</word:t>
+      </word:r>
+      <word:r>
+        <word:t xml:space="preserve">c</word:t>
+      </word:r>
+      <word:r>
+        <word:t xml:space="preserve">o</word:t>
+      </word:r>
+      <word:r>
+        <word:t xml:space="preserve">u</word:t>
+      </word:r>
+      <word:r>
+        <word:t xml:space="preserve">n</word:t>
+      </word:r>
+      <word:r>
+        <word:t xml:space="preserve">t</word:t>
+      </word:r>
+      <word:r>
+        <word:t xml:space="preserve">}</word:t>
+      </word:r>
+    </word:p>
+    <word:p>
+      <word:r>
+        <word:t xml:space="preserve">{</word:t>
+      </word:r>
+      <word:r>
+        <word:t xml:space="preserve">d</word:t>
+      </word:r>
+      <word:r>
+        <word:t xml:space="preserve">.</word:t>
+      </word:r>
+      <word:r>
+        <word:t xml:space="preserve">e</word:t>
+      </word:r>
+      <word:r>
+        <word:t xml:space="preserve">n</word:t>
+      </word:r>
+      <word:r>
+        <word:t xml:space="preserve">a</word:t>
+      </word:r>
+      <word:r>
+        <word:t xml:space="preserve">b</word:t>
+      </word:r>
+      <word:r>
         <word:t xml:space="preserve">l</word:t>
       </word:r>
       <word:r>
         <word:t xml:space="preserve">e</word:t>
       </word:r>
       <word:r>
-        <word:t xml:space="preserve">}</word:t>
-      </word:r>
-      <word:r>
-        <word:t xml:space="preserve">}</word:t>
-      </word:r>
-    </word:p>
-    <word:p>
-      <word:r>
-        <word:t xml:space="preserve">{</word:t>
-      </word:r>
-      <word:r>
-        <word:t xml:space="preserve">{</word:t>
-      </word:r>
-      <word:r>
-        <word:t xml:space="preserve">c</word:t>
-      </word:r>
-      <word:r>
-        <word:t xml:space="preserve">u</word:t>
-      </word:r>
-      <word:r>
-        <word:t xml:space="preserve">st</word:t>
-      </word:r>
-      <word:r>
-        <word:t xml:space="preserve">o</word:t>
-      </word:r>
-      <word:r>
-        <word:t xml:space="preserve">m</word:t>
-      </word:r>
-      <word:r>
-        <word:t xml:space="preserve">e</word:t>
-      </word:r>
-      <word:r>
-        <word:t xml:space="preserve">r</word:t>
-      </word:r>
-      <word:r>
-        <word:t xml:space="preserve">}}</word:t>
-      </word:r>
-    </word:p>
-    <word:p>
-      <word:r>
-        <word:t xml:space="preserve">{</word:t>
-      </word:r>
-      <word:r>
-        <word:t xml:space="preserve">{</word:t>
-      </word:r>
-      <word:r>
-        <word:t xml:space="preserve">s</word:t>
-      </word:r>
-      <word:r>
-        <word:t xml:space="preserve">p</word:t>
-      </word:r>
-      <word:r>
-        <word:t xml:space="preserve">a</word:t>
-      </word:r>
-      <word:r>
-        <word:t xml:space="preserve">c</word:t>
-      </word:r>
-      <word:r>
-        <word:t xml:space="preserve">e</word:t>
-      </word:r>
-      <word:r>
-        <word:t xml:space="preserve">d</word:t>
-      </word:r>
-      <word:r>
-        <word:t xml:space="preserve">}</word:t>
-      </word:r>
-      <word:r>
-        <word:t xml:space="preserve">}</word:t>
-      </word:r>
-    </word:p>
-    <word:p>
-      <word:r>
-        <word:t xml:space="preserve">{</word:t>
-      </word:r>
-      <word:r>
-        <word:t xml:space="preserve">{</word:t>
-      </word:r>
-      <word:r>
-        <word:t xml:space="preserve">l</word:t>
-      </word:r>
-      <word:r>
-        <word:t xml:space="preserve">i</word:t>
-      </word:r>
-      <word:r>
-        <word:t xml:space="preserve">t</word:t>
-      </word:r>
-      <word:r>
-        <word:t xml:space="preserve">e</word:t>
-      </word:r>
-      <word:r>
-        <word:t xml:space="preserve">r</word:t>
-      </word:r>
-      <word:r>
-        <word:t xml:space="preserve">a</word:t>
-      </word:r>
-      <word:r>
-        <word:t xml:space="preserve">l</word:t>
-      </word:r>
-      <word:r>
-        <word:t xml:space="preserve">}}</word:t>
-      </word:r>
-    </word:p>
-    <word:p>
-      <word:r>
-        <word:t xml:space="preserve">{</word:t>
-      </word:r>
-      <word:r>
-        <word:t xml:space="preserve">{</word:t>
-      </word:r>
-      <word:r>
-        <word:t xml:space="preserve">c</word:t>
-      </word:r>
-      <word:r>
-        <word:t xml:space="preserve">o</word:t>
-      </word:r>
-      <word:r>
-        <word:t xml:space="preserve">u</word:t>
-      </word:r>
-      <word:r>
-        <word:t xml:space="preserve">n</word:t>
-      </word:r>
-      <word:r>
-        <word:t xml:space="preserve">t</word:t>
-      </word:r>
-      <word:r>
-        <word:t xml:space="preserve">}</word:t>
-      </word:r>
-      <word:r>
-        <word:t xml:space="preserve">}</word:t>
-      </word:r>
-    </word:p>
-    <word:p>
-      <word:r>
-        <word:t xml:space="preserve">{</word:t>
-      </word:r>
-      <word:r>
-        <word:t xml:space="preserve">{</word:t>
-      </word:r>
-      <word:r>
-        <word:t xml:space="preserve">e</word:t>
-      </word:r>
-      <word:r>
-        <word:t xml:space="preserve">n</word:t>
-      </word:r>
-      <word:r>
-        <word:t xml:space="preserve">a</word:t>
-      </word:r>
-      <word:r>
-        <word:t xml:space="preserve">b</word:t>
-      </word:r>
-      <word:r>
-        <word:t xml:space="preserve">l</word:t>
-      </word:r>
-      <word:r>
-        <word:t xml:space="preserve">e</word:t>
-      </word:r>
-      <word:r>
-        <word:t xml:space="preserve">d</word:t>
-      </word:r>
-      <word:r>
-        <word:t xml:space="preserve">}}</word:t>
+        <word:t xml:space="preserve">d}</word:t>
       </word:r>
     </word:p>
     <word:p>
@@ -201,7 +201,7 @@
         <word:drawing>
           <wp:inline distT="0" distB="0" distL="0" distR="0">
             <wp:extent cx="914400" cy="609600"/>
-            <wp:docPr id="1" name="Picture 1" descr="{{image:red}}"/>
+            <wp:docPr id="1" name="Picture 1" descr="{d.red}"/>
             <a:graphic>
               <a:graphicData uri="http://schemas.openxmlformats.org/drawingml/2006/picture">
                 <pic:pic>
@@ -236,7 +236,7 @@
         <word:drawing>
           <wp:inline distT="0" distB="0" distL="0" distR="0">
             <wp:extent cx="960120" cy="609600"/>
-            <wp:docPr id="2" name="Picture 2" descr="{{image:blue}}"/>
+            <wp:docPr id="2" name="Picture 2" descr="{d.blue}"/>
             <a:graphic>
               <a:graphicData uri="http://schemas.openxmlformats.org/drawingml/2006/picture">
                 <pic:pic>
@@ -271,7 +271,7 @@
         <word:drawing>
           <wp:inline distT="0" distB="0" distL="0" distR="0">
             <wp:extent cx="1005840" cy="609600"/>
-            <wp:docPr id="3" name="Picture 3" descr="{{image:red}}"/>
+            <wp:docPr id="3" name="Picture 3" descr="{d.red}"/>
             <a:graphic>
               <a:graphicData uri="http://schemas.openxmlformats.org/drawingml/2006/picture">
                 <pic:pic>
@@ -306,7 +306,7 @@
         <word:drawing>
           <wp:inline distT="0" distB="0" distL="0" distR="0">
             <wp:extent cx="1051560" cy="609600"/>
-            <wp:docPr id="4" name="Picture 4" descr="{{image:blue}}"/>
+            <wp:docPr id="4" name="Picture 4" descr="{d.blue}"/>
             <a:graphic>
               <a:graphicData uri="http://schemas.openxmlformats.org/drawingml/2006/picture">
                 <pic:pic>
@@ -341,7 +341,7 @@
         <word:drawing>
           <wp:inline distT="0" distB="0" distL="0" distR="0">
             <wp:extent cx="1097280" cy="609600"/>
-            <wp:docPr id="5" name="Picture 5" descr="{{image:red}}"/>
+            <wp:docPr id="5" name="Picture 5" descr="{d.red}"/>
             <a:graphic>
               <a:graphicData uri="http://schemas.openxmlformats.org/drawingml/2006/picture">
                 <pic:pic>
@@ -376,7 +376,7 @@
         <word:drawing>
           <wp:inline distT="0" distB="0" distL="0" distR="0">
             <wp:extent cx="1143000" cy="609600"/>
-            <wp:docPr id="6" name="Picture 6" descr="{{image:blue}}"/>
+            <wp:docPr id="6" name="Picture 6" descr="{d.blue}"/>
             <a:graphic>
               <a:graphicData uri="http://schemas.openxmlformats.org/drawingml/2006/picture">
                 <pic:pic>
@@ -411,7 +411,7 @@
         <word:drawing>
           <wp:inline distT="0" distB="0" distL="0" distR="0">
             <wp:extent cx="1188720" cy="609600"/>
-            <wp:docPr id="7" name="Picture 7" descr="{{image:red}}"/>
+            <wp:docPr id="7" name="Picture 7" descr="{d.red}"/>
             <a:graphic>
               <a:graphicData uri="http://schemas.openxmlformats.org/drawingml/2006/picture">
                 <pic:pic>
@@ -446,7 +446,7 @@
         <word:drawing>
           <wp:inline distT="0" distB="0" distL="0" distR="0">
             <wp:extent cx="1234440" cy="609600"/>
-            <wp:docPr id="8" name="Picture 8" descr="{{image:blue}}"/>
+            <wp:docPr id="8" name="Picture 8" descr="{d.blue}"/>
             <a:graphic>
               <a:graphicData uri="http://schemas.openxmlformats.org/drawingml/2006/picture">
                 <pic:pic>
@@ -481,7 +481,7 @@
         <word:drawing>
           <wp:inline distT="0" distB="0" distL="0" distR="0">
             <wp:extent cx="1280160" cy="609600"/>
-            <wp:docPr id="9" name="Picture 9" descr="{{image:red}}"/>
+            <wp:docPr id="9" name="Picture 9" descr="{d.red}"/>
             <a:graphic>
               <a:graphicData uri="http://schemas.openxmlformats.org/drawingml/2006/picture">
                 <pic:pic>
@@ -516,7 +516,7 @@
         <word:drawing>
           <wp:inline distT="0" distB="0" distL="0" distR="0">
             <wp:extent cx="1325880" cy="609600"/>
-            <wp:docPr id="10" name="Picture 10" descr="{{image:blue}}"/>
+            <wp:docPr id="10" name="Picture 10" descr="{d.blue}"/>
             <a:graphic>
               <a:graphicData uri="http://schemas.openxmlformats.org/drawingml/2006/picture">
                 <pic:pic>
@@ -575,16 +575,19 @@
               <word:t xml:space="preserve">{</word:t>
             </word:r>
             <word:r>
-              <word:t xml:space="preserve">{</word:t>
+              <word:t xml:space="preserve">d</word:t>
+            </word:r>
+            <word:r>
+              <word:t xml:space="preserve">.</word:t>
             </word:r>
             <word:r>
               <word:t xml:space="preserve">c</word:t>
             </word:r>
             <word:r>
-              <word:t xml:space="preserve">u</word:t>
-            </word:r>
-            <word:r>
-              <word:t xml:space="preserve">st</word:t>
+              <word:t xml:space="preserve">us</word:t>
+            </word:r>
+            <word:r>
+              <word:t xml:space="preserve">t</word:t>
             </word:r>
             <word:r>
               <word:t xml:space="preserve">o</word:t>
@@ -596,10 +599,7 @@
               <word:t xml:space="preserve">e</word:t>
             </word:r>
             <word:r>
-              <word:t xml:space="preserve">r</word:t>
-            </word:r>
-            <word:r>
-              <word:t xml:space="preserve">}}</word:t>
+              <word:t xml:space="preserve">r}</word:t>
             </word:r>
           </word:p>
         </word:tc>
@@ -615,16 +615,19 @@
               <word:t xml:space="preserve">{</word:t>
             </word:r>
             <word:r>
-              <word:t xml:space="preserve">{</word:t>
+              <word:t xml:space="preserve">d</word:t>
+            </word:r>
+            <word:r>
+              <word:t xml:space="preserve">.</word:t>
             </word:r>
             <word:r>
               <word:t xml:space="preserve">c</word:t>
             </word:r>
             <word:r>
-              <word:t xml:space="preserve">u</word:t>
-            </word:r>
-            <word:r>
-              <word:t xml:space="preserve">st</word:t>
+              <word:t xml:space="preserve">us</word:t>
+            </word:r>
+            <word:r>
+              <word:t xml:space="preserve">t</word:t>
             </word:r>
             <word:r>
               <word:t xml:space="preserve">o</word:t>
@@ -636,10 +639,7 @@
               <word:t xml:space="preserve">e</word:t>
             </word:r>
             <word:r>
-              <word:t xml:space="preserve">r</word:t>
-            </word:r>
-            <word:r>
-              <word:t xml:space="preserve">}}</word:t>
+              <word:t xml:space="preserve">r}</word:t>
             </word:r>
           </word:p>
         </word:tc>
@@ -655,16 +655,19 @@
               <word:t xml:space="preserve">{</word:t>
             </word:r>
             <word:r>
-              <word:t xml:space="preserve">{</word:t>
+              <word:t xml:space="preserve">d</word:t>
+            </word:r>
+            <word:r>
+              <word:t xml:space="preserve">.</word:t>
             </word:r>
             <word:r>
               <word:t xml:space="preserve">c</word:t>
             </word:r>
             <word:r>
-              <word:t xml:space="preserve">u</word:t>
-            </word:r>
-            <word:r>
-              <word:t xml:space="preserve">st</word:t>
+              <word:t xml:space="preserve">us</word:t>
+            </word:r>
+            <word:r>
+              <word:t xml:space="preserve">t</word:t>
             </word:r>
             <word:r>
               <word:t xml:space="preserve">o</word:t>
@@ -676,10 +679,7 @@
               <word:t xml:space="preserve">e</word:t>
             </word:r>
             <word:r>
-              <word:t xml:space="preserve">r</word:t>
-            </word:r>
-            <word:r>
-              <word:t xml:space="preserve">}}</word:t>
+              <word:t xml:space="preserve">r}</word:t>
             </word:r>
           </word:p>
         </word:tc>
@@ -695,16 +695,19 @@
               <word:t xml:space="preserve">{</word:t>
             </word:r>
             <word:r>
-              <word:t xml:space="preserve">{</word:t>
+              <word:t xml:space="preserve">d</word:t>
+            </word:r>
+            <word:r>
+              <word:t xml:space="preserve">.</word:t>
             </word:r>
             <word:r>
               <word:t xml:space="preserve">c</word:t>
             </word:r>
             <word:r>
-              <word:t xml:space="preserve">u</word:t>
-            </word:r>
-            <word:r>
-              <word:t xml:space="preserve">st</word:t>
+              <word:t xml:space="preserve">us</word:t>
+            </word:r>
+            <word:r>
+              <word:t xml:space="preserve">t</word:t>
             </word:r>
             <word:r>
               <word:t xml:space="preserve">o</word:t>
@@ -716,10 +719,7 @@
               <word:t xml:space="preserve">e</word:t>
             </word:r>
             <word:r>
-              <word:t xml:space="preserve">r</word:t>
-            </word:r>
-            <word:r>
-              <word:t xml:space="preserve">}}</word:t>
+              <word:t xml:space="preserve">r}</word:t>
             </word:r>
           </word:p>
         </word:tc>
@@ -737,16 +737,19 @@
               <word:t xml:space="preserve">{</word:t>
             </word:r>
             <word:r>
-              <word:t xml:space="preserve">{</word:t>
+              <word:t xml:space="preserve">d</word:t>
+            </word:r>
+            <word:r>
+              <word:t xml:space="preserve">.</word:t>
             </word:r>
             <word:r>
               <word:t xml:space="preserve">c</word:t>
             </word:r>
             <word:r>
-              <word:t xml:space="preserve">u</word:t>
-            </word:r>
-            <word:r>
-              <word:t xml:space="preserve">st</word:t>
+              <word:t xml:space="preserve">us</word:t>
+            </word:r>
+            <word:r>
+              <word:t xml:space="preserve">t</word:t>
             </word:r>
             <word:r>
               <word:t xml:space="preserve">o</word:t>
@@ -758,10 +761,7 @@
               <word:t xml:space="preserve">e</word:t>
             </word:r>
             <word:r>
-              <word:t xml:space="preserve">r</word:t>
-            </word:r>
-            <word:r>
-              <word:t xml:space="preserve">}}</word:t>
+              <word:t xml:space="preserve">r}</word:t>
             </word:r>
           </word:p>
         </word:tc>
@@ -777,16 +777,19 @@
               <word:t xml:space="preserve">{</word:t>
             </word:r>
             <word:r>
-              <word:t xml:space="preserve">{</word:t>
+              <word:t xml:space="preserve">d</word:t>
+            </word:r>
+            <word:r>
+              <word:t xml:space="preserve">.</word:t>
             </word:r>
             <word:r>
               <word:t xml:space="preserve">c</word:t>
             </word:r>
             <word:r>
-              <word:t xml:space="preserve">u</word:t>
-            </word:r>
-            <word:r>
-              <word:t xml:space="preserve">st</word:t>
+              <word:t xml:space="preserve">us</word:t>
+            </word:r>
+            <word:r>
+              <word:t xml:space="preserve">t</word:t>
             </word:r>
             <word:r>
               <word:t xml:space="preserve">o</word:t>
@@ -798,10 +801,7 @@
               <word:t xml:space="preserve">e</word:t>
             </word:r>
             <word:r>
-              <word:t xml:space="preserve">r</word:t>
-            </word:r>
-            <word:r>
-              <word:t xml:space="preserve">}}</word:t>
+              <word:t xml:space="preserve">r}</word:t>
             </word:r>
           </word:p>
         </word:tc>
@@ -817,16 +817,19 @@
               <word:t xml:space="preserve">{</word:t>
             </word:r>
             <word:r>
-              <word:t xml:space="preserve">{</word:t>
+              <word:t xml:space="preserve">d</word:t>
+            </word:r>
+            <word:r>
+              <word:t xml:space="preserve">.</word:t>
             </word:r>
             <word:r>
               <word:t xml:space="preserve">c</word:t>
             </word:r>
             <word:r>
-              <word:t xml:space="preserve">u</word:t>
-            </word:r>
-            <word:r>
-              <word:t xml:space="preserve">st</word:t>
+              <word:t xml:space="preserve">us</word:t>
+            </word:r>
+            <word:r>
+              <word:t xml:space="preserve">t</word:t>
             </word:r>
             <word:r>
               <word:t xml:space="preserve">o</word:t>
@@ -838,10 +841,7 @@
               <word:t xml:space="preserve">e</word:t>
             </word:r>
             <word:r>
-              <word:t xml:space="preserve">r</word:t>
-            </word:r>
-            <word:r>
-              <word:t xml:space="preserve">}}</word:t>
+              <word:t xml:space="preserve">r}</word:t>
             </word:r>
           </word:p>
         </word:tc>
@@ -857,16 +857,19 @@
               <word:t xml:space="preserve">{</word:t>
             </word:r>
             <word:r>
-              <word:t xml:space="preserve">{</word:t>
+              <word:t xml:space="preserve">d</word:t>
+            </word:r>
+            <word:r>
+              <word:t xml:space="preserve">.</word:t>
             </word:r>
             <word:r>
               <word:t xml:space="preserve">c</word:t>
             </word:r>
             <word:r>
-              <word:t xml:space="preserve">u</word:t>
-            </word:r>
-            <word:r>
-              <word:t xml:space="preserve">st</word:t>
+              <word:t xml:space="preserve">us</word:t>
+            </word:r>
+            <word:r>
+              <word:t xml:space="preserve">t</word:t>
             </word:r>
             <word:r>
               <word:t xml:space="preserve">o</word:t>
@@ -878,10 +881,7 @@
               <word:t xml:space="preserve">e</word:t>
             </word:r>
             <word:r>
-              <word:t xml:space="preserve">r</word:t>
-            </word:r>
-            <word:r>
-              <word:t xml:space="preserve">}}</word:t>
+              <word:t xml:space="preserve">r}</word:t>
             </word:r>
           </word:p>
         </word:tc>
@@ -899,16 +899,19 @@
               <word:t xml:space="preserve">{</word:t>
             </word:r>
             <word:r>
-              <word:t xml:space="preserve">{</word:t>
+              <word:t xml:space="preserve">d</word:t>
+            </word:r>
+            <word:r>
+              <word:t xml:space="preserve">.</word:t>
             </word:r>
             <word:r>
               <word:t xml:space="preserve">c</word:t>
             </word:r>
             <word:r>
-              <word:t xml:space="preserve">u</word:t>
-            </word:r>
-            <word:r>
-              <word:t xml:space="preserve">st</word:t>
+              <word:t xml:space="preserve">us</word:t>
+            </word:r>
+            <word:r>
+              <word:t xml:space="preserve">t</word:t>
             </word:r>
             <word:r>
               <word:t xml:space="preserve">o</word:t>
@@ -920,10 +923,7 @@
               <word:t xml:space="preserve">e</word:t>
             </word:r>
             <word:r>
-              <word:t xml:space="preserve">r</word:t>
-            </word:r>
-            <word:r>
-              <word:t xml:space="preserve">}}</word:t>
+              <word:t xml:space="preserve">r}</word:t>
             </word:r>
           </word:p>
         </word:tc>
@@ -939,16 +939,19 @@
               <word:t xml:space="preserve">{</word:t>
             </word:r>
             <word:r>
-              <word:t xml:space="preserve">{</word:t>
+              <word:t xml:space="preserve">d</word:t>
+            </word:r>
+            <word:r>
+              <word:t xml:space="preserve">.</word:t>
             </word:r>
             <word:r>
               <word:t xml:space="preserve">c</word:t>
             </word:r>
             <word:r>
-              <word:t xml:space="preserve">u</word:t>
-            </word:r>
-            <word:r>
-              <word:t xml:space="preserve">st</word:t>
+              <word:t xml:space="preserve">us</word:t>
+            </word:r>
+            <word:r>
+              <word:t xml:space="preserve">t</word:t>
             </word:r>
             <word:r>
               <word:t xml:space="preserve">o</word:t>
@@ -960,10 +963,7 @@
               <word:t xml:space="preserve">e</word:t>
             </word:r>
             <word:r>
-              <word:t xml:space="preserve">r</word:t>
-            </word:r>
-            <word:r>
-              <word:t xml:space="preserve">}}</word:t>
+              <word:t xml:space="preserve">r}</word:t>
             </word:r>
           </word:p>
         </word:tc>
@@ -979,16 +979,19 @@
               <word:t xml:space="preserve">{</word:t>
             </word:r>
             <word:r>
-              <word:t xml:space="preserve">{</word:t>
+              <word:t xml:space="preserve">d</word:t>
+            </word:r>
+            <word:r>
+              <word:t xml:space="preserve">.</word:t>
             </word:r>
             <word:r>
               <word:t xml:space="preserve">c</word:t>
             </word:r>
             <word:r>
-              <word:t xml:space="preserve">u</word:t>
-            </word:r>
-            <word:r>
-              <word:t xml:space="preserve">st</word:t>
+              <word:t xml:space="preserve">us</word:t>
+            </word:r>
+            <word:r>
+              <word:t xml:space="preserve">t</word:t>
             </word:r>
             <word:r>
               <word:t xml:space="preserve">o</word:t>
@@ -1000,10 +1003,7 @@
               <word:t xml:space="preserve">e</word:t>
             </word:r>
             <word:r>
-              <word:t xml:space="preserve">r</word:t>
-            </word:r>
-            <word:r>
-              <word:t xml:space="preserve">}}</word:t>
+              <word:t xml:space="preserve">r}</word:t>
             </word:r>
           </word:p>
         </word:tc>
@@ -1019,16 +1019,19 @@
               <word:t xml:space="preserve">{</word:t>
             </word:r>
             <word:r>
-              <word:t xml:space="preserve">{</word:t>
+              <word:t xml:space="preserve">d</word:t>
+            </word:r>
+            <word:r>
+              <word:t xml:space="preserve">.</word:t>
             </word:r>
             <word:r>
               <word:t xml:space="preserve">c</word:t>
             </word:r>
             <word:r>
-              <word:t xml:space="preserve">u</word:t>
-            </word:r>
-            <word:r>
-              <word:t xml:space="preserve">st</word:t>
+              <word:t xml:space="preserve">us</word:t>
+            </word:r>
+            <word:r>
+              <word:t xml:space="preserve">t</word:t>
             </word:r>
             <word:r>
               <word:t xml:space="preserve">o</word:t>
@@ -1040,10 +1043,7 @@
               <word:t xml:space="preserve">e</word:t>
             </word:r>
             <word:r>
-              <word:t xml:space="preserve">r</word:t>
-            </word:r>
-            <word:r>
-              <word:t xml:space="preserve">}}</word:t>
+              <word:t xml:space="preserve">r}</word:t>
             </word:r>
           </word:p>
         </word:tc>
@@ -1061,16 +1061,19 @@
               <word:t xml:space="preserve">{</word:t>
             </word:r>
             <word:r>
-              <word:t xml:space="preserve">{</word:t>
+              <word:t xml:space="preserve">d</word:t>
+            </word:r>
+            <word:r>
+              <word:t xml:space="preserve">.</word:t>
             </word:r>
             <word:r>
               <word:t xml:space="preserve">c</word:t>
             </word:r>
             <word:r>
-              <word:t xml:space="preserve">u</word:t>
-            </word:r>
-            <word:r>
-              <word:t xml:space="preserve">st</word:t>
+              <word:t xml:space="preserve">us</word:t>
+            </word:r>
+            <word:r>
+              <word:t xml:space="preserve">t</word:t>
             </word:r>
             <word:r>
               <word:t xml:space="preserve">o</word:t>
@@ -1082,10 +1085,7 @@
               <word:t xml:space="preserve">e</word:t>
             </word:r>
             <word:r>
-              <word:t xml:space="preserve">r</word:t>
-            </word:r>
-            <word:r>
-              <word:t xml:space="preserve">}}</word:t>
+              <word:t xml:space="preserve">r}</word:t>
             </word:r>
           </word:p>
         </word:tc>
@@ -1101,16 +1101,19 @@
               <word:t xml:space="preserve">{</word:t>
             </word:r>
             <word:r>
-              <word:t xml:space="preserve">{</word:t>
+              <word:t xml:space="preserve">d</word:t>
+            </word:r>
+            <word:r>
+              <word:t xml:space="preserve">.</word:t>
             </word:r>
             <word:r>
               <word:t xml:space="preserve">c</word:t>
             </word:r>
             <word:r>
-              <word:t xml:space="preserve">u</word:t>
-            </word:r>
-            <word:r>
-              <word:t xml:space="preserve">st</word:t>
+              <word:t xml:space="preserve">us</word:t>
+            </word:r>
+            <word:r>
+              <word:t xml:space="preserve">t</word:t>
             </word:r>
             <word:r>
               <word:t xml:space="preserve">o</word:t>
@@ -1122,10 +1125,7 @@
               <word:t xml:space="preserve">e</word:t>
             </word:r>
             <word:r>
-              <word:t xml:space="preserve">r</word:t>
-            </word:r>
-            <word:r>
-              <word:t xml:space="preserve">}}</word:t>
+              <word:t xml:space="preserve">r}</word:t>
             </word:r>
           </word:p>
         </word:tc>
@@ -1141,16 +1141,19 @@
               <word:t xml:space="preserve">{</word:t>
             </word:r>
             <word:r>
-              <word:t xml:space="preserve">{</word:t>
+              <word:t xml:space="preserve">d</word:t>
+            </word:r>
+            <word:r>
+              <word:t xml:space="preserve">.</word:t>
             </word:r>
             <word:r>
               <word:t xml:space="preserve">c</word:t>
             </word:r>
             <word:r>
-              <word:t xml:space="preserve">u</word:t>
-            </word:r>
-            <word:r>
-              <word:t xml:space="preserve">st</word:t>
+              <word:t xml:space="preserve">us</word:t>
+            </word:r>
+            <word:r>
+              <word:t xml:space="preserve">t</word:t>
             </word:r>
             <word:r>
               <word:t xml:space="preserve">o</word:t>
@@ -1162,10 +1165,7 @@
               <word:t xml:space="preserve">e</word:t>
             </word:r>
             <word:r>
-              <word:t xml:space="preserve">r</word:t>
-            </word:r>
-            <word:r>
-              <word:t xml:space="preserve">}}</word:t>
+              <word:t xml:space="preserve">r}</word:t>
             </word:r>
           </word:p>
         </word:tc>
@@ -1181,16 +1181,19 @@
               <word:t xml:space="preserve">{</word:t>
             </word:r>
             <word:r>
-              <word:t xml:space="preserve">{</word:t>
+              <word:t xml:space="preserve">d</word:t>
+            </word:r>
+            <word:r>
+              <word:t xml:space="preserve">.</word:t>
             </word:r>
             <word:r>
               <word:t xml:space="preserve">c</word:t>
             </word:r>
             <word:r>
-              <word:t xml:space="preserve">u</word:t>
-            </word:r>
-            <word:r>
-              <word:t xml:space="preserve">st</word:t>
+              <word:t xml:space="preserve">us</word:t>
+            </word:r>
+            <word:r>
+              <word:t xml:space="preserve">t</word:t>
             </word:r>
             <word:r>
               <word:t xml:space="preserve">o</word:t>
@@ -1202,10 +1205,7 @@
               <word:t xml:space="preserve">e</word:t>
             </word:r>
             <word:r>
-              <word:t xml:space="preserve">r</word:t>
-            </word:r>
-            <word:r>
-              <word:t xml:space="preserve">}}</word:t>
+              <word:t xml:space="preserve">r}</word:t>
             </word:r>
           </word:p>
         </word:tc>
@@ -1223,16 +1223,19 @@
               <word:t xml:space="preserve">{</word:t>
             </word:r>
             <word:r>
-              <word:t xml:space="preserve">{</word:t>
+              <word:t xml:space="preserve">d</word:t>
+            </word:r>
+            <word:r>
+              <word:t xml:space="preserve">.</word:t>
             </word:r>
             <word:r>
               <word:t xml:space="preserve">c</word:t>
             </word:r>
             <word:r>
-              <word:t xml:space="preserve">u</word:t>
-            </word:r>
-            <word:r>
-              <word:t xml:space="preserve">st</word:t>
+              <word:t xml:space="preserve">us</word:t>
+            </word:r>
+            <word:r>
+              <word:t xml:space="preserve">t</word:t>
             </word:r>
             <word:r>
               <word:t xml:space="preserve">o</word:t>
@@ -1244,10 +1247,7 @@
               <word:t xml:space="preserve">e</word:t>
             </word:r>
             <word:r>
-              <word:t xml:space="preserve">r</word:t>
-            </word:r>
-            <word:r>
-              <word:t xml:space="preserve">}}</word:t>
+              <word:t xml:space="preserve">r}</word:t>
             </word:r>
           </word:p>
         </word:tc>
@@ -1263,16 +1263,19 @@
               <word:t xml:space="preserve">{</word:t>
             </word:r>
             <word:r>
-              <word:t xml:space="preserve">{</word:t>
+              <word:t xml:space="preserve">d</word:t>
+            </word:r>
+            <word:r>
+              <word:t xml:space="preserve">.</word:t>
             </word:r>
             <word:r>
               <word:t xml:space="preserve">c</word:t>
             </word:r>
             <word:r>
-              <word:t xml:space="preserve">u</word:t>
-            </word:r>
-            <word:r>
-              <word:t xml:space="preserve">st</word:t>
+              <word:t xml:space="preserve">us</word:t>
+            </word:r>
+            <word:r>
+              <word:t xml:space="preserve">t</word:t>
             </word:r>
             <word:r>
               <word:t xml:space="preserve">o</word:t>
@@ -1284,10 +1287,7 @@
               <word:t xml:space="preserve">e</word:t>
             </word:r>
             <word:r>
-              <word:t xml:space="preserve">r</word:t>
-            </word:r>
-            <word:r>
-              <word:t xml:space="preserve">}}</word:t>
+              <word:t xml:space="preserve">r}</word:t>
             </word:r>
           </word:p>
         </word:tc>
@@ -1303,16 +1303,19 @@
               <word:t xml:space="preserve">{</word:t>
             </word:r>
             <word:r>
-              <word:t xml:space="preserve">{</word:t>
+              <word:t xml:space="preserve">d</word:t>
+            </word:r>
+            <word:r>
+              <word:t xml:space="preserve">.</word:t>
             </word:r>
             <word:r>
               <word:t xml:space="preserve">c</word:t>
             </word:r>
             <word:r>
-              <word:t xml:space="preserve">u</word:t>
-            </word:r>
-            <word:r>
-              <word:t xml:space="preserve">st</word:t>
+              <word:t xml:space="preserve">us</word:t>
+            </word:r>
+            <word:r>
+              <word:t xml:space="preserve">t</word:t>
             </word:r>
             <word:r>
               <word:t xml:space="preserve">o</word:t>
@@ -1324,10 +1327,7 @@
               <word:t xml:space="preserve">e</word:t>
             </word:r>
             <word:r>
-              <word:t xml:space="preserve">r</word:t>
-            </word:r>
-            <word:r>
-              <word:t xml:space="preserve">}}</word:t>
+              <word:t xml:space="preserve">r}</word:t>
             </word:r>
           </word:p>
         </word:tc>
@@ -1343,16 +1343,19 @@
               <word:t xml:space="preserve">{</word:t>
             </word:r>
             <word:r>
-              <word:t xml:space="preserve">{</word:t>
+              <word:t xml:space="preserve">d</word:t>
+            </word:r>
+            <word:r>
+              <word:t xml:space="preserve">.</word:t>
             </word:r>
             <word:r>
               <word:t xml:space="preserve">c</word:t>
             </word:r>
             <word:r>
-              <word:t xml:space="preserve">u</word:t>
-            </word:r>
-            <word:r>
-              <word:t xml:space="preserve">st</word:t>
+              <word:t xml:space="preserve">us</word:t>
+            </word:r>
+            <word:r>
+              <word:t xml:space="preserve">t</word:t>
             </word:r>
             <word:r>
               <word:t xml:space="preserve">o</word:t>
@@ -1364,10 +1367,7 @@
               <word:t xml:space="preserve">e</word:t>
             </word:r>
             <word:r>
-              <word:t xml:space="preserve">r</word:t>
-            </word:r>
-            <word:r>
-              <word:t xml:space="preserve">}}</word:t>
+              <word:t xml:space="preserve">r}</word:t>
             </word:r>
           </word:p>
         </word:tc>
@@ -1385,16 +1385,19 @@
               <word:t xml:space="preserve">{</word:t>
             </word:r>
             <word:r>
-              <word:t xml:space="preserve">{</word:t>
+              <word:t xml:space="preserve">d</word:t>
+            </word:r>
+            <word:r>
+              <word:t xml:space="preserve">.</word:t>
             </word:r>
             <word:r>
               <word:t xml:space="preserve">c</word:t>
             </word:r>
             <word:r>
-              <word:t xml:space="preserve">u</word:t>
-            </word:r>
-            <word:r>
-              <word:t xml:space="preserve">st</word:t>
+              <word:t xml:space="preserve">us</word:t>
+            </word:r>
+            <word:r>
+              <word:t xml:space="preserve">t</word:t>
             </word:r>
             <word:r>
               <word:t xml:space="preserve">o</word:t>
@@ -1406,10 +1409,7 @@
               <word:t xml:space="preserve">e</word:t>
             </word:r>
             <word:r>
-              <word:t xml:space="preserve">r</word:t>
-            </word:r>
-            <word:r>
-              <word:t xml:space="preserve">}}</word:t>
+              <word:t xml:space="preserve">r}</word:t>
             </word:r>
           </word:p>
         </word:tc>
@@ -1425,16 +1425,19 @@
               <word:t xml:space="preserve">{</word:t>
             </word:r>
             <word:r>
-              <word:t xml:space="preserve">{</word:t>
+              <word:t xml:space="preserve">d</word:t>
+            </word:r>
+            <word:r>
+              <word:t xml:space="preserve">.</word:t>
             </word:r>
             <word:r>
               <word:t xml:space="preserve">c</word:t>
             </word:r>
             <word:r>
-              <word:t xml:space="preserve">u</word:t>
-            </word:r>
-            <word:r>
-              <word:t xml:space="preserve">st</word:t>
+              <word:t xml:space="preserve">us</word:t>
+            </word:r>
+            <word:r>
+              <word:t xml:space="preserve">t</word:t>
             </word:r>
             <word:r>
               <word:t xml:space="preserve">o</word:t>
@@ -1446,10 +1449,7 @@
               <word:t xml:space="preserve">e</word:t>
             </word:r>
             <word:r>
-              <word:t xml:space="preserve">r</word:t>
-            </word:r>
-            <word:r>
-              <word:t xml:space="preserve">}}</word:t>
+              <word:t xml:space="preserve">r}</word:t>
             </word:r>
           </word:p>
         </word:tc>
@@ -1465,16 +1465,19 @@
               <word:t xml:space="preserve">{</word:t>
             </word:r>
             <word:r>
-              <word:t xml:space="preserve">{</word:t>
+              <word:t xml:space="preserve">d</word:t>
+            </word:r>
+            <word:r>
+              <word:t xml:space="preserve">.</word:t>
             </word:r>
             <word:r>
               <word:t xml:space="preserve">c</word:t>
             </word:r>
             <word:r>
-              <word:t xml:space="preserve">u</word:t>
-            </word:r>
-            <word:r>
-              <word:t xml:space="preserve">st</word:t>
+              <word:t xml:space="preserve">us</word:t>
+            </word:r>
+            <word:r>
+              <word:t xml:space="preserve">t</word:t>
             </word:r>
             <word:r>
               <word:t xml:space="preserve">o</word:t>
@@ -1486,10 +1489,7 @@
               <word:t xml:space="preserve">e</word:t>
             </word:r>
             <word:r>
-              <word:t xml:space="preserve">r</word:t>
-            </word:r>
-            <word:r>
-              <word:t xml:space="preserve">}}</word:t>
+              <word:t xml:space="preserve">r}</word:t>
             </word:r>
           </word:p>
         </word:tc>
@@ -1505,16 +1505,19 @@
               <word:t xml:space="preserve">{</word:t>
             </word:r>
             <word:r>
-              <word:t xml:space="preserve">{</word:t>
+              <word:t xml:space="preserve">d</word:t>
+            </word:r>
+            <word:r>
+              <word:t xml:space="preserve">.</word:t>
             </word:r>
             <word:r>
               <word:t xml:space="preserve">c</word:t>
             </word:r>
             <word:r>
-              <word:t xml:space="preserve">u</word:t>
-            </word:r>
-            <word:r>
-              <word:t xml:space="preserve">st</word:t>
+              <word:t xml:space="preserve">us</word:t>
+            </word:r>
+            <word:r>
+              <word:t xml:space="preserve">t</word:t>
             </word:r>
             <word:r>
               <word:t xml:space="preserve">o</word:t>
@@ -1526,10 +1529,7 @@
               <word:t xml:space="preserve">e</word:t>
             </word:r>
             <word:r>
-              <word:t xml:space="preserve">r</word:t>
-            </word:r>
-            <word:r>
-              <word:t xml:space="preserve">}}</word:t>
+              <word:t xml:space="preserve">r}</word:t>
             </word:r>
           </word:p>
         </word:tc>
@@ -1547,16 +1547,19 @@
               <word:t xml:space="preserve">{</word:t>
             </word:r>
             <word:r>
-              <word:t xml:space="preserve">{</word:t>
+              <word:t xml:space="preserve">d</word:t>
+            </word:r>
+            <word:r>
+              <word:t xml:space="preserve">.</word:t>
             </word:r>
             <word:r>
               <word:t xml:space="preserve">c</word:t>
             </word:r>
             <word:r>
-              <word:t xml:space="preserve">u</word:t>
-            </word:r>
-            <word:r>
-              <word:t xml:space="preserve">st</word:t>
+              <word:t xml:space="preserve">us</word:t>
+            </word:r>
+            <word:r>
+              <word:t xml:space="preserve">t</word:t>
             </word:r>
             <word:r>
               <word:t xml:space="preserve">o</word:t>
@@ -1568,10 +1571,7 @@
               <word:t xml:space="preserve">e</word:t>
             </word:r>
             <word:r>
-              <word:t xml:space="preserve">r</word:t>
-            </word:r>
-            <word:r>
-              <word:t xml:space="preserve">}}</word:t>
+              <word:t xml:space="preserve">r}</word:t>
             </word:r>
           </word:p>
         </word:tc>
@@ -1587,16 +1587,19 @@
               <word:t xml:space="preserve">{</word:t>
             </word:r>
             <word:r>
-              <word:t xml:space="preserve">{</word:t>
+              <word:t xml:space="preserve">d</word:t>
+            </word:r>
+            <word:r>
+              <word:t xml:space="preserve">.</word:t>
             </word:r>
             <word:r>
               <word:t xml:space="preserve">c</word:t>
             </word:r>
             <word:r>
-              <word:t xml:space="preserve">u</word:t>
-            </word:r>
-            <word:r>
-              <word:t xml:space="preserve">st</word:t>
+              <word:t xml:space="preserve">us</word:t>
+            </word:r>
+            <word:r>
+              <word:t xml:space="preserve">t</word:t>
             </word:r>
             <word:r>
               <word:t xml:space="preserve">o</word:t>
@@ -1608,10 +1611,7 @@
               <word:t xml:space="preserve">e</word:t>
             </word:r>
             <word:r>
-              <word:t xml:space="preserve">r</word:t>
-            </word:r>
-            <word:r>
-              <word:t xml:space="preserve">}}</word:t>
+              <word:t xml:space="preserve">r}</word:t>
             </word:r>
           </word:p>
         </word:tc>
@@ -1627,16 +1627,19 @@
               <word:t xml:space="preserve">{</word:t>
             </word:r>
             <word:r>
-              <word:t xml:space="preserve">{</word:t>
+              <word:t xml:space="preserve">d</word:t>
+            </word:r>
+            <word:r>
+              <word:t xml:space="preserve">.</word:t>
             </word:r>
             <word:r>
               <word:t xml:space="preserve">c</word:t>
             </word:r>
             <word:r>
-              <word:t xml:space="preserve">u</word:t>
-            </word:r>
-            <word:r>
-              <word:t xml:space="preserve">st</word:t>
+              <word:t xml:space="preserve">us</word:t>
+            </word:r>
+            <word:r>
+              <word:t xml:space="preserve">t</word:t>
             </word:r>
             <word:r>
               <word:t xml:space="preserve">o</word:t>
@@ -1648,10 +1651,7 @@
               <word:t xml:space="preserve">e</word:t>
             </word:r>
             <word:r>
-              <word:t xml:space="preserve">r</word:t>
-            </word:r>
-            <word:r>
-              <word:t xml:space="preserve">}}</word:t>
+              <word:t xml:space="preserve">r}</word:t>
             </word:r>
           </word:p>
         </word:tc>
@@ -1667,16 +1667,19 @@
               <word:t xml:space="preserve">{</word:t>
             </word:r>
             <word:r>
-              <word:t xml:space="preserve">{</word:t>
+              <word:t xml:space="preserve">d</word:t>
+            </word:r>
+            <word:r>
+              <word:t xml:space="preserve">.</word:t>
             </word:r>
             <word:r>
               <word:t xml:space="preserve">c</word:t>
             </word:r>
             <word:r>
-              <word:t xml:space="preserve">u</word:t>
-            </word:r>
-            <word:r>
-              <word:t xml:space="preserve">st</word:t>
+              <word:t xml:space="preserve">us</word:t>
+            </word:r>
+            <word:r>
+              <word:t xml:space="preserve">t</word:t>
             </word:r>
             <word:r>
               <word:t xml:space="preserve">o</word:t>
@@ -1688,10 +1691,7 @@
               <word:t xml:space="preserve">e</word:t>
             </word:r>
             <word:r>
-              <word:t xml:space="preserve">r</word:t>
-            </word:r>
-            <word:r>
-              <word:t xml:space="preserve">}}</word:t>
+              <word:t xml:space="preserve">r}</word:t>
             </word:r>
           </word:p>
         </word:tc>
@@ -1709,16 +1709,19 @@
               <word:t xml:space="preserve">{</word:t>
             </word:r>
             <word:r>
-              <word:t xml:space="preserve">{</word:t>
+              <word:t xml:space="preserve">d</word:t>
+            </word:r>
+            <word:r>
+              <word:t xml:space="preserve">.</word:t>
             </word:r>
             <word:r>
               <word:t xml:space="preserve">c</word:t>
             </word:r>
             <word:r>
-              <word:t xml:space="preserve">u</word:t>
-            </word:r>
-            <word:r>
-              <word:t xml:space="preserve">st</word:t>
+              <word:t xml:space="preserve">us</word:t>
+            </word:r>
+            <word:r>
+              <word:t xml:space="preserve">t</word:t>
             </word:r>
             <word:r>
               <word:t xml:space="preserve">o</word:t>
@@ -1730,10 +1733,7 @@
               <word:t xml:space="preserve">e</word:t>
             </word:r>
             <word:r>
-              <word:t xml:space="preserve">r</word:t>
-            </word:r>
-            <word:r>
-              <word:t xml:space="preserve">}}</word:t>
+              <word:t xml:space="preserve">r}</word:t>
             </word:r>
           </word:p>
         </word:tc>
@@ -1749,16 +1749,19 @@
               <word:t xml:space="preserve">{</word:t>
             </word:r>
             <word:r>
-              <word:t xml:space="preserve">{</word:t>
+              <word:t xml:space="preserve">d</word:t>
+            </word:r>
+            <word:r>
+              <word:t xml:space="preserve">.</word:t>
             </word:r>
             <word:r>
               <word:t xml:space="preserve">c</word:t>
             </word:r>
             <word:r>
-              <word:t xml:space="preserve">u</word:t>
-            </word:r>
-            <word:r>
-              <word:t xml:space="preserve">st</word:t>
+              <word:t xml:space="preserve">us</word:t>
+            </word:r>
+            <word:r>
+              <word:t xml:space="preserve">t</word:t>
             </word:r>
             <word:r>
               <word:t xml:space="preserve">o</word:t>
@@ -1770,10 +1773,7 @@
               <word:t xml:space="preserve">e</word:t>
             </word:r>
             <word:r>
-              <word:t xml:space="preserve">r</word:t>
-            </word:r>
-            <word:r>
-              <word:t xml:space="preserve">}}</word:t>
+              <word:t xml:space="preserve">r}</word:t>
             </word:r>
           </word:p>
         </word:tc>
@@ -1789,16 +1789,19 @@
               <word:t xml:space="preserve">{</word:t>
             </word:r>
             <word:r>
-              <word:t xml:space="preserve">{</word:t>
+              <word:t xml:space="preserve">d</word:t>
+            </word:r>
+            <word:r>
+              <word:t xml:space="preserve">.</word:t>
             </word:r>
             <word:r>
               <word:t xml:space="preserve">c</word:t>
             </word:r>
             <word:r>
-              <word:t xml:space="preserve">u</word:t>
-            </word:r>
-            <word:r>
-              <word:t xml:space="preserve">st</word:t>
+              <word:t xml:space="preserve">us</word:t>
+            </word:r>
+            <word:r>
+              <word:t xml:space="preserve">t</word:t>
             </word:r>
             <word:r>
               <word:t xml:space="preserve">o</word:t>
@@ -1810,10 +1813,7 @@
               <word:t xml:space="preserve">e</word:t>
             </word:r>
             <word:r>
-              <word:t xml:space="preserve">r</word:t>
-            </word:r>
-            <word:r>
-              <word:t xml:space="preserve">}}</word:t>
+              <word:t xml:space="preserve">r}</word:t>
             </word:r>
           </word:p>
         </word:tc>
@@ -1829,16 +1829,19 @@
               <word:t xml:space="preserve">{</word:t>
             </word:r>
             <word:r>
-              <word:t xml:space="preserve">{</word:t>
+              <word:t xml:space="preserve">d</word:t>
+            </word:r>
+            <word:r>
+              <word:t xml:space="preserve">.</word:t>
             </word:r>
             <word:r>
               <word:t xml:space="preserve">c</word:t>
             </word:r>
             <word:r>
-              <word:t xml:space="preserve">u</word:t>
-            </word:r>
-            <word:r>
-              <word:t xml:space="preserve">st</word:t>
+              <word:t xml:space="preserve">us</word:t>
+            </word:r>
+            <word:r>
+              <word:t xml:space="preserve">t</word:t>
             </word:r>
             <word:r>
               <word:t xml:space="preserve">o</word:t>
@@ -1850,10 +1853,7 @@
               <word:t xml:space="preserve">e</word:t>
             </word:r>
             <word:r>
-              <word:t xml:space="preserve">r</word:t>
-            </word:r>
-            <word:r>
-              <word:t xml:space="preserve">}}</word:t>
+              <word:t xml:space="preserve">r}</word:t>
             </word:r>
           </word:p>
         </word:tc>
@@ -1871,16 +1871,19 @@
               <word:t xml:space="preserve">{</word:t>
             </word:r>
             <word:r>
-              <word:t xml:space="preserve">{</word:t>
+              <word:t xml:space="preserve">d</word:t>
+            </word:r>
+            <word:r>
+              <word:t xml:space="preserve">.</word:t>
             </word:r>
             <word:r>
               <word:t xml:space="preserve">c</word:t>
             </word:r>
             <word:r>
-              <word:t xml:space="preserve">u</word:t>
-            </word:r>
-            <word:r>
-              <word:t xml:space="preserve">st</word:t>
+              <word:t xml:space="preserve">us</word:t>
+            </word:r>
+            <word:r>
+              <word:t xml:space="preserve">t</word:t>
             </word:r>
             <word:r>
               <word:t xml:space="preserve">o</word:t>
@@ -1892,10 +1895,7 @@
               <word:t xml:space="preserve">e</word:t>
             </word:r>
             <word:r>
-              <word:t xml:space="preserve">r</word:t>
-            </word:r>
-            <word:r>
-              <word:t xml:space="preserve">}}</word:t>
+              <word:t xml:space="preserve">r}</word:t>
             </word:r>
           </word:p>
         </word:tc>
@@ -1911,16 +1911,19 @@
               <word:t xml:space="preserve">{</word:t>
             </word:r>
             <word:r>
-              <word:t xml:space="preserve">{</word:t>
+              <word:t xml:space="preserve">d</word:t>
+            </word:r>
+            <word:r>
+              <word:t xml:space="preserve">.</word:t>
             </word:r>
             <word:r>
               <word:t xml:space="preserve">c</word:t>
             </word:r>
             <word:r>
-              <word:t xml:space="preserve">u</word:t>
-            </word:r>
-            <word:r>
-              <word:t xml:space="preserve">st</word:t>
+              <word:t xml:space="preserve">us</word:t>
+            </word:r>
+            <word:r>
+              <word:t xml:space="preserve">t</word:t>
             </word:r>
             <word:r>
               <word:t xml:space="preserve">o</word:t>
@@ -1932,10 +1935,7 @@
               <word:t xml:space="preserve">e</word:t>
             </word:r>
             <word:r>
-              <word:t xml:space="preserve">r</word:t>
-            </word:r>
-            <word:r>
-              <word:t xml:space="preserve">}}</word:t>
+              <word:t xml:space="preserve">r}</word:t>
             </word:r>
           </word:p>
         </word:tc>
@@ -1951,16 +1951,19 @@
               <word:t xml:space="preserve">{</word:t>
             </word:r>
             <word:r>
-              <word:t xml:space="preserve">{</word:t>
+              <word:t xml:space="preserve">d</word:t>
+            </word:r>
+            <word:r>
+              <word:t xml:space="preserve">.</word:t>
             </word:r>
             <word:r>
               <word:t xml:space="preserve">c</word:t>
             </word:r>
             <word:r>
-              <word:t xml:space="preserve">u</word:t>
-            </word:r>
-            <word:r>
-              <word:t xml:space="preserve">st</word:t>
+              <word:t xml:space="preserve">us</word:t>
+            </word:r>
+            <word:r>
+              <word:t xml:space="preserve">t</word:t>
             </word:r>
             <word:r>
               <word:t xml:space="preserve">o</word:t>
@@ -1972,10 +1975,7 @@
               <word:t xml:space="preserve">e</word:t>
             </word:r>
             <word:r>
-              <word:t xml:space="preserve">r</word:t>
-            </word:r>
-            <word:r>
-              <word:t xml:space="preserve">}}</word:t>
+              <word:t xml:space="preserve">r}</word:t>
             </word:r>
           </word:p>
         </word:tc>
@@ -1991,16 +1991,19 @@
               <word:t xml:space="preserve">{</word:t>
             </word:r>
             <word:r>
-              <word:t xml:space="preserve">{</word:t>
+              <word:t xml:space="preserve">d</word:t>
+            </word:r>
+            <word:r>
+              <word:t xml:space="preserve">.</word:t>
             </word:r>
             <word:r>
               <word:t xml:space="preserve">c</word:t>
             </word:r>
             <word:r>
-              <word:t xml:space="preserve">u</word:t>
-            </word:r>
-            <word:r>
-              <word:t xml:space="preserve">st</word:t>
+              <word:t xml:space="preserve">us</word:t>
+            </word:r>
+            <word:r>
+              <word:t xml:space="preserve">t</word:t>
             </word:r>
             <word:r>
               <word:t xml:space="preserve">o</word:t>
@@ -2012,10 +2015,7 @@
               <word:t xml:space="preserve">e</word:t>
             </word:r>
             <word:r>
-              <word:t xml:space="preserve">r</word:t>
-            </word:r>
-            <word:r>
-              <word:t xml:space="preserve">}}</word:t>
+              <word:t xml:space="preserve">r}</word:t>
             </word:r>
           </word:p>
         </word:tc>
@@ -2033,16 +2033,19 @@
               <word:t xml:space="preserve">{</word:t>
             </word:r>
             <word:r>
-              <word:t xml:space="preserve">{</word:t>
+              <word:t xml:space="preserve">d</word:t>
+            </word:r>
+            <word:r>
+              <word:t xml:space="preserve">.</word:t>
             </word:r>
             <word:r>
               <word:t xml:space="preserve">c</word:t>
             </word:r>
             <word:r>
-              <word:t xml:space="preserve">u</word:t>
-            </word:r>
-            <word:r>
-              <word:t xml:space="preserve">st</word:t>
+              <word:t xml:space="preserve">us</word:t>
+            </word:r>
+            <word:r>
+              <word:t xml:space="preserve">t</word:t>
             </word:r>
             <word:r>
               <word:t xml:space="preserve">o</word:t>
@@ -2054,10 +2057,7 @@
               <word:t xml:space="preserve">e</word:t>
             </word:r>
             <word:r>
-              <word:t xml:space="preserve">r</word:t>
-            </word:r>
-            <word:r>
-              <word:t xml:space="preserve">}}</word:t>
+              <word:t xml:space="preserve">r}</word:t>
             </word:r>
           </word:p>
         </word:tc>
@@ -2073,16 +2073,19 @@
               <word:t xml:space="preserve">{</word:t>
             </word:r>
             <word:r>
-              <word:t xml:space="preserve">{</word:t>
+              <word:t xml:space="preserve">d</word:t>
+            </word:r>
+            <word:r>
+              <word:t xml:space="preserve">.</word:t>
             </word:r>
             <word:r>
               <word:t xml:space="preserve">c</word:t>
             </word:r>
             <word:r>
-              <word:t xml:space="preserve">u</word:t>
-            </word:r>
-            <word:r>
-              <word:t xml:space="preserve">st</word:t>
+              <word:t xml:space="preserve">us</word:t>
+            </word:r>
+            <word:r>
+              <word:t xml:space="preserve">t</word:t>
             </word:r>
             <word:r>
               <word:t xml:space="preserve">o</word:t>
@@ -2094,10 +2097,7 @@
               <word:t xml:space="preserve">e</word:t>
             </word:r>
             <word:r>
-              <word:t xml:space="preserve">r</word:t>
-            </word:r>
-            <word:r>
-              <word:t xml:space="preserve">}}</word:t>
+              <word:t xml:space="preserve">r}</word:t>
             </word:r>
           </word:p>
         </word:tc>
@@ -2113,16 +2113,19 @@
               <word:t xml:space="preserve">{</word:t>
             </word:r>
             <word:r>
-              <word:t xml:space="preserve">{</word:t>
+              <word:t xml:space="preserve">d</word:t>
+            </word:r>
+            <word:r>
+              <word:t xml:space="preserve">.</word:t>
             </word:r>
             <word:r>
               <word:t xml:space="preserve">c</word:t>
             </word:r>
             <word:r>
-              <word:t xml:space="preserve">u</word:t>
-            </word:r>
-            <word:r>
-              <word:t xml:space="preserve">st</word:t>
+              <word:t xml:space="preserve">us</word:t>
+            </word:r>
+            <word:r>
+              <word:t xml:space="preserve">t</word:t>
             </word:r>
             <word:r>
               <word:t xml:space="preserve">o</word:t>
@@ -2134,10 +2137,7 @@
               <word:t xml:space="preserve">e</word:t>
             </word:r>
             <word:r>
-              <word:t xml:space="preserve">r</word:t>
-            </word:r>
-            <word:r>
-              <word:t xml:space="preserve">}}</word:t>
+              <word:t xml:space="preserve">r}</word:t>
             </word:r>
           </word:p>
         </word:tc>
@@ -2153,16 +2153,19 @@
               <word:t xml:space="preserve">{</word:t>
             </word:r>
             <word:r>
-              <word:t xml:space="preserve">{</word:t>
+              <word:t xml:space="preserve">d</word:t>
+            </word:r>
+            <word:r>
+              <word:t xml:space="preserve">.</word:t>
             </word:r>
             <word:r>
               <word:t xml:space="preserve">c</word:t>
             </word:r>
             <word:r>
-              <word:t xml:space="preserve">u</word:t>
-            </word:r>
-            <word:r>
-              <word:t xml:space="preserve">st</word:t>
+              <word:t xml:space="preserve">us</word:t>
+            </word:r>
+            <word:r>
+              <word:t xml:space="preserve">t</word:t>
             </word:r>
             <word:r>
               <word:t xml:space="preserve">o</word:t>
@@ -2174,10 +2177,7 @@
               <word:t xml:space="preserve">e</word:t>
             </word:r>
             <word:r>
-              <word:t xml:space="preserve">r</word:t>
-            </word:r>
-            <word:r>
-              <word:t xml:space="preserve">}}</word:t>
+              <word:t xml:space="preserve">r}</word:t>
             </word:r>
           </word:p>
         </word:tc>
@@ -2196,7 +2196,13 @@
           <word:rPr>
             <word:b/>
           </word:rPr>
-          <word:t xml:space="preserve">{</word:t>
+          <word:t xml:space="preserve">d</word:t>
+        </word:r>
+        <word:r>
+          <word:rPr>
+            <word:b/>
+          </word:rPr>
+          <word:t xml:space="preserve">.</word:t>
         </word:r>
         <word:r>
           <word:rPr>
@@ -2208,13 +2214,13 @@
           <word:rPr>
             <word:b/>
           </word:rPr>
-          <word:t xml:space="preserve">u</word:t>
-        </word:r>
-        <word:r>
-          <word:rPr>
-            <word:b/>
-          </word:rPr>
-          <word:t xml:space="preserve">st</word:t>
+          <word:t xml:space="preserve">us</word:t>
+        </word:r>
+        <word:r>
+          <word:rPr>
+            <word:b/>
+          </word:rPr>
+          <word:t xml:space="preserve">t</word:t>
         </word:r>
         <word:r>
           <word:rPr>
@@ -2238,13 +2244,7 @@
           <word:rPr>
             <word:b/>
           </word:rPr>
-          <word:t xml:space="preserve">r</word:t>
-        </word:r>
-        <word:r>
-          <word:rPr>
-            <word:b/>
-          </word:rPr>
-          <word:t xml:space="preserve">}}</word:t>
+          <word:t xml:space="preserve">r}</word:t>
         </word:r>
       </word:hyperlink>
       <word:bookmarkEnd word:id="0"/>
@@ -2259,7 +2259,10 @@
             <word:t xml:space="preserve">{</word:t>
           </word:r>
           <word:r>
-            <word:t xml:space="preserve">{</word:t>
+            <word:t xml:space="preserve">d</word:t>
+          </word:r>
+          <word:r>
+            <word:t xml:space="preserve">.</word:t>
           </word:r>
           <word:r>
             <word:t xml:space="preserve">t</word:t>
@@ -2275,9 +2278,6 @@
           </word:r>
           <word:r>
             <word:t xml:space="preserve">e</word:t>
-          </word:r>
-          <word:r>
-            <word:t xml:space="preserve">}</word:t>
           </word:r>
           <word:r>
             <word:t xml:space="preserve">}</word:t>
@@ -2298,7 +2298,13 @@
           <word:rPr>
             <word:b/>
           </word:rPr>
-          <word:t xml:space="preserve">{</word:t>
+          <word:t xml:space="preserve">d</word:t>
+        </word:r>
+        <word:r>
+          <word:rPr>
+            <word:b/>
+          </word:rPr>
+          <word:t xml:space="preserve">.</word:t>
         </word:r>
         <word:r>
           <word:rPr>
@@ -2310,13 +2316,13 @@
           <word:rPr>
             <word:b/>
           </word:rPr>
-          <word:t xml:space="preserve">u</word:t>
-        </word:r>
-        <word:r>
-          <word:rPr>
-            <word:b/>
-          </word:rPr>
-          <word:t xml:space="preserve">st</word:t>
+          <word:t xml:space="preserve">us</word:t>
+        </word:r>
+        <word:r>
+          <word:rPr>
+            <word:b/>
+          </word:rPr>
+          <word:t xml:space="preserve">t</word:t>
         </word:r>
         <word:r>
           <word:rPr>
@@ -2340,13 +2346,7 @@
           <word:rPr>
             <word:b/>
           </word:rPr>
-          <word:t xml:space="preserve">r</word:t>
-        </word:r>
-        <word:r>
-          <word:rPr>
-            <word:b/>
-          </word:rPr>
-          <word:t xml:space="preserve">}}</word:t>
+          <word:t xml:space="preserve">r}</word:t>
         </word:r>
       </word:hyperlink>
       <word:bookmarkEnd word:id="1"/>
@@ -2361,7 +2361,10 @@
             <word:t xml:space="preserve">{</word:t>
           </word:r>
           <word:r>
-            <word:t xml:space="preserve">{</word:t>
+            <word:t xml:space="preserve">d</word:t>
+          </word:r>
+          <word:r>
+            <word:t xml:space="preserve">.</word:t>
           </word:r>
           <word:r>
             <word:t xml:space="preserve">t</word:t>
@@ -2377,9 +2380,6 @@
           </word:r>
           <word:r>
             <word:t xml:space="preserve">e</word:t>
-          </word:r>
-          <word:r>
-            <word:t xml:space="preserve">}</word:t>
           </word:r>
           <word:r>
             <word:t xml:space="preserve">}</word:t>
@@ -2400,7 +2400,13 @@
           <word:rPr>
             <word:b/>
           </word:rPr>
-          <word:t xml:space="preserve">{</word:t>
+          <word:t xml:space="preserve">d</word:t>
+        </word:r>
+        <word:r>
+          <word:rPr>
+            <word:b/>
+          </word:rPr>
+          <word:t xml:space="preserve">.</word:t>
         </word:r>
         <word:r>
           <word:rPr>
@@ -2412,13 +2418,13 @@
           <word:rPr>
             <word:b/>
           </word:rPr>
-          <word:t xml:space="preserve">u</word:t>
-        </word:r>
-        <word:r>
-          <word:rPr>
-            <word:b/>
-          </word:rPr>
-          <word:t xml:space="preserve">st</word:t>
+          <word:t xml:space="preserve">us</word:t>
+        </word:r>
+        <word:r>
+          <word:rPr>
+            <word:b/>
+          </word:rPr>
+          <word:t xml:space="preserve">t</word:t>
         </word:r>
         <word:r>
           <word:rPr>
@@ -2442,13 +2448,7 @@
           <word:rPr>
             <word:b/>
           </word:rPr>
-          <word:t xml:space="preserve">r</word:t>
-        </word:r>
-        <word:r>
-          <word:rPr>
-            <word:b/>
-          </word:rPr>
-          <word:t xml:space="preserve">}}</word:t>
+          <word:t xml:space="preserve">r}</word:t>
         </word:r>
       </word:hyperlink>
       <word:bookmarkEnd word:id="2"/>
@@ -2463,7 +2463,10 @@
             <word:t xml:space="preserve">{</word:t>
           </word:r>
           <word:r>
-            <word:t xml:space="preserve">{</word:t>
+            <word:t xml:space="preserve">d</word:t>
+          </word:r>
+          <word:r>
+            <word:t xml:space="preserve">.</word:t>
           </word:r>
           <word:r>
             <word:t xml:space="preserve">t</word:t>
@@ -2479,9 +2482,6 @@
           </word:r>
           <word:r>
             <word:t xml:space="preserve">e</word:t>
-          </word:r>
-          <word:r>
-            <word:t xml:space="preserve">}</word:t>
           </word:r>
           <word:r>
             <word:t xml:space="preserve">}</word:t>
@@ -2502,7 +2502,13 @@
           <word:rPr>
             <word:b/>
           </word:rPr>
-          <word:t xml:space="preserve">{</word:t>
+          <word:t xml:space="preserve">d</word:t>
+        </word:r>
+        <word:r>
+          <word:rPr>
+            <word:b/>
+          </word:rPr>
+          <word:t xml:space="preserve">.</word:t>
         </word:r>
         <word:r>
           <word:rPr>
@@ -2514,13 +2520,13 @@
           <word:rPr>
             <word:b/>
           </word:rPr>
-          <word:t xml:space="preserve">u</word:t>
-        </word:r>
-        <word:r>
-          <word:rPr>
-            <word:b/>
-          </word:rPr>
-          <word:t xml:space="preserve">st</word:t>
+          <word:t xml:space="preserve">us</word:t>
+        </word:r>
+        <word:r>
+          <word:rPr>
+            <word:b/>
+          </word:rPr>
+          <word:t xml:space="preserve">t</word:t>
         </word:r>
         <word:r>
           <word:rPr>
@@ -2544,13 +2550,7 @@
           <word:rPr>
             <word:b/>
           </word:rPr>
-          <word:t xml:space="preserve">r</word:t>
-        </word:r>
-        <word:r>
-          <word:rPr>
-            <word:b/>
-          </word:rPr>
-          <word:t xml:space="preserve">}}</word:t>
+          <word:t xml:space="preserve">r}</word:t>
         </word:r>
       </word:hyperlink>
       <word:bookmarkEnd word:id="3"/>
@@ -2565,7 +2565,10 @@
             <word:t xml:space="preserve">{</word:t>
           </word:r>
           <word:r>
-            <word:t xml:space="preserve">{</word:t>
+            <word:t xml:space="preserve">d</word:t>
+          </word:r>
+          <word:r>
+            <word:t xml:space="preserve">.</word:t>
           </word:r>
           <word:r>
             <word:t xml:space="preserve">t</word:t>
@@ -2581,9 +2584,6 @@
           </word:r>
           <word:r>
             <word:t xml:space="preserve">e</word:t>
-          </word:r>
-          <word:r>
-            <word:t xml:space="preserve">}</word:t>
           </word:r>
           <word:r>
             <word:t xml:space="preserve">}</word:t>
@@ -2604,7 +2604,13 @@
           <word:rPr>
             <word:b/>
           </word:rPr>
-          <word:t xml:space="preserve">{</word:t>
+          <word:t xml:space="preserve">d</word:t>
+        </word:r>
+        <word:r>
+          <word:rPr>
+            <word:b/>
+          </word:rPr>
+          <word:t xml:space="preserve">.</word:t>
         </word:r>
         <word:r>
           <word:rPr>
@@ -2616,13 +2622,13 @@
           <word:rPr>
             <word:b/>
           </word:rPr>
-          <word:t xml:space="preserve">u</word:t>
-        </word:r>
-        <word:r>
-          <word:rPr>
-            <word:b/>
-          </word:rPr>
-          <word:t xml:space="preserve">st</word:t>
+          <word:t xml:space="preserve">us</word:t>
+        </word:r>
+        <word:r>
+          <word:rPr>
+            <word:b/>
+          </word:rPr>
+          <word:t xml:space="preserve">t</word:t>
         </word:r>
         <word:r>
           <word:rPr>
@@ -2646,13 +2652,7 @@
           <word:rPr>
             <word:b/>
           </word:rPr>
-          <word:t xml:space="preserve">r</word:t>
-        </word:r>
-        <word:r>
-          <word:rPr>
-            <word:b/>
-          </word:rPr>
-          <word:t xml:space="preserve">}}</word:t>
+          <word:t xml:space="preserve">r}</word:t>
         </word:r>
       </word:hyperlink>
       <word:bookmarkEnd word:id="4"/>
@@ -2667,7 +2667,10 @@
             <word:t xml:space="preserve">{</word:t>
           </word:r>
           <word:r>
-            <word:t xml:space="preserve">{</word:t>
+            <word:t xml:space="preserve">d</word:t>
+          </word:r>
+          <word:r>
+            <word:t xml:space="preserve">.</word:t>
           </word:r>
           <word:r>
             <word:t xml:space="preserve">t</word:t>
@@ -2683,9 +2686,6 @@
           </word:r>
           <word:r>
             <word:t xml:space="preserve">e</word:t>
-          </word:r>
-          <word:r>
-            <word:t xml:space="preserve">}</word:t>
           </word:r>
           <word:r>
             <word:t xml:space="preserve">}</word:t>
@@ -2706,7 +2706,13 @@
           <word:rPr>
             <word:b/>
           </word:rPr>
-          <word:t xml:space="preserve">{</word:t>
+          <word:t xml:space="preserve">d</word:t>
+        </word:r>
+        <word:r>
+          <word:rPr>
+            <word:b/>
+          </word:rPr>
+          <word:t xml:space="preserve">.</word:t>
         </word:r>
         <word:r>
           <word:rPr>
@@ -2718,13 +2724,13 @@
           <word:rPr>
             <word:b/>
           </word:rPr>
-          <word:t xml:space="preserve">u</word:t>
-        </word:r>
-        <word:r>
-          <word:rPr>
-            <word:b/>
-          </word:rPr>
-          <word:t xml:space="preserve">st</word:t>
+          <word:t xml:space="preserve">us</word:t>
+        </word:r>
+        <word:r>
+          <word:rPr>
+            <word:b/>
+          </word:rPr>
+          <word:t xml:space="preserve">t</word:t>
         </word:r>
         <word:r>
           <word:rPr>
@@ -2748,13 +2754,7 @@
           <word:rPr>
             <word:b/>
           </word:rPr>
-          <word:t xml:space="preserve">r</word:t>
-        </word:r>
-        <word:r>
-          <word:rPr>
-            <word:b/>
-          </word:rPr>
-          <word:t xml:space="preserve">}}</word:t>
+          <word:t xml:space="preserve">r}</word:t>
         </word:r>
       </word:hyperlink>
       <word:bookmarkEnd word:id="5"/>
@@ -2769,7 +2769,10 @@
             <word:t xml:space="preserve">{</word:t>
           </word:r>
           <word:r>
-            <word:t xml:space="preserve">{</word:t>
+            <word:t xml:space="preserve">d</word:t>
+          </word:r>
+          <word:r>
+            <word:t xml:space="preserve">.</word:t>
           </word:r>
           <word:r>
             <word:t xml:space="preserve">t</word:t>
@@ -2785,9 +2788,6 @@
           </word:r>
           <word:r>
             <word:t xml:space="preserve">e</word:t>
-          </word:r>
-          <word:r>
-            <word:t xml:space="preserve">}</word:t>
           </word:r>
           <word:r>
             <word:t xml:space="preserve">}</word:t>
@@ -2808,7 +2808,13 @@
           <word:rPr>
             <word:b/>
           </word:rPr>
-          <word:t xml:space="preserve">{</word:t>
+          <word:t xml:space="preserve">d</word:t>
+        </word:r>
+        <word:r>
+          <word:rPr>
+            <word:b/>
+          </word:rPr>
+          <word:t xml:space="preserve">.</word:t>
         </word:r>
         <word:r>
           <word:rPr>
@@ -2820,13 +2826,13 @@
           <word:rPr>
             <word:b/>
           </word:rPr>
-          <word:t xml:space="preserve">u</word:t>
-        </word:r>
-        <word:r>
-          <word:rPr>
-            <word:b/>
-          </word:rPr>
-          <word:t xml:space="preserve">st</word:t>
+          <word:t xml:space="preserve">us</word:t>
+        </word:r>
+        <word:r>
+          <word:rPr>
+            <word:b/>
+          </word:rPr>
+          <word:t xml:space="preserve">t</word:t>
         </word:r>
         <word:r>
           <word:rPr>
@@ -2850,13 +2856,7 @@
           <word:rPr>
             <word:b/>
           </word:rPr>
-          <word:t xml:space="preserve">r</word:t>
-        </word:r>
-        <word:r>
-          <word:rPr>
-            <word:b/>
-          </word:rPr>
-          <word:t xml:space="preserve">}}</word:t>
+          <word:t xml:space="preserve">r}</word:t>
         </word:r>
       </word:hyperlink>
       <word:bookmarkEnd word:id="6"/>
@@ -2871,7 +2871,10 @@
             <word:t xml:space="preserve">{</word:t>
           </word:r>
           <word:r>
-            <word:t xml:space="preserve">{</word:t>
+            <word:t xml:space="preserve">d</word:t>
+          </word:r>
+          <word:r>
+            <word:t xml:space="preserve">.</word:t>
           </word:r>
           <word:r>
             <word:t xml:space="preserve">t</word:t>
@@ -2887,9 +2890,6 @@
           </word:r>
           <word:r>
             <word:t xml:space="preserve">e</word:t>
-          </word:r>
-          <word:r>
-            <word:t xml:space="preserve">}</word:t>
           </word:r>
           <word:r>
             <word:t xml:space="preserve">}</word:t>
@@ -2910,7 +2910,13 @@
           <word:rPr>
             <word:b/>
           </word:rPr>
-          <word:t xml:space="preserve">{</word:t>
+          <word:t xml:space="preserve">d</word:t>
+        </word:r>
+        <word:r>
+          <word:rPr>
+            <word:b/>
+          </word:rPr>
+          <word:t xml:space="preserve">.</word:t>
         </word:r>
         <word:r>
           <word:rPr>
@@ -2922,13 +2928,13 @@
           <word:rPr>
             <word:b/>
           </word:rPr>
-          <word:t xml:space="preserve">u</word:t>
-        </word:r>
-        <word:r>
-          <word:rPr>
-            <word:b/>
-          </word:rPr>
-          <word:t xml:space="preserve">st</word:t>
+          <word:t xml:space="preserve">us</word:t>
+        </word:r>
+        <word:r>
+          <word:rPr>
+            <word:b/>
+          </word:rPr>
+          <word:t xml:space="preserve">t</word:t>
         </word:r>
         <word:r>
           <word:rPr>
@@ -2952,13 +2958,7 @@
           <word:rPr>
             <word:b/>
           </word:rPr>
-          <word:t xml:space="preserve">r</word:t>
-        </word:r>
-        <word:r>
-          <word:rPr>
-            <word:b/>
-          </word:rPr>
-          <word:t xml:space="preserve">}}</word:t>
+          <word:t xml:space="preserve">r}</word:t>
         </word:r>
       </word:hyperlink>
       <word:bookmarkEnd word:id="7"/>
@@ -2973,7 +2973,10 @@
             <word:t xml:space="preserve">{</word:t>
           </word:r>
           <word:r>
-            <word:t xml:space="preserve">{</word:t>
+            <word:t xml:space="preserve">d</word:t>
+          </word:r>
+          <word:r>
+            <word:t xml:space="preserve">.</word:t>
           </word:r>
           <word:r>
             <word:t xml:space="preserve">t</word:t>
@@ -2989,9 +2992,6 @@
           </word:r>
           <word:r>
             <word:t xml:space="preserve">e</word:t>
-          </word:r>
-          <word:r>
-            <word:t xml:space="preserve">}</word:t>
           </word:r>
           <word:r>
             <word:t xml:space="preserve">}</word:t>
@@ -3012,7 +3012,13 @@
           <word:rPr>
             <word:b/>
           </word:rPr>
-          <word:t xml:space="preserve">{</word:t>
+          <word:t xml:space="preserve">d</word:t>
+        </word:r>
+        <word:r>
+          <word:rPr>
+            <word:b/>
+          </word:rPr>
+          <word:t xml:space="preserve">.</word:t>
         </word:r>
         <word:r>
           <word:rPr>
@@ -3024,13 +3030,13 @@
           <word:rPr>
             <word:b/>
           </word:rPr>
-          <word:t xml:space="preserve">u</word:t>
-        </word:r>
-        <word:r>
-          <word:rPr>
-            <word:b/>
-          </word:rPr>
-          <word:t xml:space="preserve">st</word:t>
+          <word:t xml:space="preserve">us</word:t>
+        </word:r>
+        <word:r>
+          <word:rPr>
+            <word:b/>
+          </word:rPr>
+          <word:t xml:space="preserve">t</word:t>
         </word:r>
         <word:r>
           <word:rPr>
@@ -3054,13 +3060,7 @@
           <word:rPr>
             <word:b/>
           </word:rPr>
-          <word:t xml:space="preserve">r</word:t>
-        </word:r>
-        <word:r>
-          <word:rPr>
-            <word:b/>
-          </word:rPr>
-          <word:t xml:space="preserve">}}</word:t>
+          <word:t xml:space="preserve">r}</word:t>
         </word:r>
       </word:hyperlink>
       <word:bookmarkEnd word:id="8"/>
@@ -3075,7 +3075,10 @@
             <word:t xml:space="preserve">{</word:t>
           </word:r>
           <word:r>
-            <word:t xml:space="preserve">{</word:t>
+            <word:t xml:space="preserve">d</word:t>
+          </word:r>
+          <word:r>
+            <word:t xml:space="preserve">.</word:t>
           </word:r>
           <word:r>
             <word:t xml:space="preserve">t</word:t>
@@ -3091,9 +3094,6 @@
           </word:r>
           <word:r>
             <word:t xml:space="preserve">e</word:t>
-          </word:r>
-          <word:r>
-            <word:t xml:space="preserve">}</word:t>
           </word:r>
           <word:r>
             <word:t xml:space="preserve">}</word:t>
@@ -3114,7 +3114,13 @@
           <word:rPr>
             <word:b/>
           </word:rPr>
-          <word:t xml:space="preserve">{</word:t>
+          <word:t xml:space="preserve">d</word:t>
+        </word:r>
+        <word:r>
+          <word:rPr>
+            <word:b/>
+          </word:rPr>
+          <word:t xml:space="preserve">.</word:t>
         </word:r>
         <word:r>
           <word:rPr>
@@ -3126,13 +3132,13 @@
           <word:rPr>
             <word:b/>
           </word:rPr>
-          <word:t xml:space="preserve">u</word:t>
-        </word:r>
-        <word:r>
-          <word:rPr>
-            <word:b/>
-          </word:rPr>
-          <word:t xml:space="preserve">st</word:t>
+          <word:t xml:space="preserve">us</word:t>
+        </word:r>
+        <word:r>
+          <word:rPr>
+            <word:b/>
+          </word:rPr>
+          <word:t xml:space="preserve">t</word:t>
         </word:r>
         <word:r>
           <word:rPr>
@@ -3156,13 +3162,7 @@
           <word:rPr>
             <word:b/>
           </word:rPr>
-          <word:t xml:space="preserve">r</word:t>
-        </word:r>
-        <word:r>
-          <word:rPr>
-            <word:b/>
-          </word:rPr>
-          <word:t xml:space="preserve">}}</word:t>
+          <word:t xml:space="preserve">r}</word:t>
         </word:r>
       </word:hyperlink>
       <word:bookmarkEnd word:id="9"/>
@@ -3177,7 +3177,10 @@
             <word:t xml:space="preserve">{</word:t>
           </word:r>
           <word:r>
-            <word:t xml:space="preserve">{</word:t>
+            <word:t xml:space="preserve">d</word:t>
+          </word:r>
+          <word:r>
+            <word:t xml:space="preserve">.</word:t>
           </word:r>
           <word:r>
             <word:t xml:space="preserve">t</word:t>
@@ -3193,9 +3196,6 @@
           </word:r>
           <word:r>
             <word:t xml:space="preserve">e</word:t>
-          </word:r>
-          <word:r>
-            <word:t xml:space="preserve">}</word:t>
           </word:r>
           <word:r>
             <word:t xml:space="preserve">}</word:t>
@@ -3228,55 +3228,31 @@
               <word:t xml:space="preserve">{</word:t>
             </word:r>
             <word:r>
-              <word:t xml:space="preserve">{#</word:t>
+              <word:t xml:space="preserve">d.</word:t>
+            </word:r>
+            <word:r>
+              <word:t xml:space="preserve">it</word:t>
             </word:r>
             <word:r>
               <word:t xml:space="preserve">e</word:t>
             </word:r>
             <word:r>
-              <word:t xml:space="preserve">ac</word:t>
-            </word:r>
-            <word:r>
-              <word:t xml:space="preserve">h</word:t>
-            </word:r>
-            <word:r>
-              <word:t xml:space="preserve"> i</word:t>
-            </word:r>
-            <word:r>
-              <word:t xml:space="preserve">t</word:t>
-            </word:r>
-            <word:r>
-              <word:t xml:space="preserve">em</word:t>
-            </word:r>
-            <word:r>
-              <word:t xml:space="preserve">s</word:t>
-            </word:r>
-            <word:r>
-              <word:t xml:space="preserve">}}</word:t>
-            </word:r>
-            <word:r>
-              <word:t xml:space="preserve">{</word:t>
-            </word:r>
-            <word:r>
-              <word:t xml:space="preserve">{</word:t>
-            </word:r>
-            <word:r>
-              <word:t xml:space="preserve">n</word:t>
-            </word:r>
-            <word:r>
-              <word:t xml:space="preserve">a</word:t>
-            </word:r>
-            <word:r>
-              <word:t xml:space="preserve">m</word:t>
-            </word:r>
-            <word:r>
-              <word:t xml:space="preserve">e</word:t>
-            </word:r>
-            <word:r>
-              <word:t xml:space="preserve">}</word:t>
-            </word:r>
-            <word:r>
-              <word:t xml:space="preserve">}</word:t>
+              <word:t xml:space="preserve">ms</word:t>
+            </word:r>
+            <word:r>
+              <word:t xml:space="preserve">[i</word:t>
+            </word:r>
+            <word:r>
+              <word:t xml:space="preserve">]</word:t>
+            </word:r>
+            <word:r>
+              <word:t xml:space="preserve">.n</word:t>
+            </word:r>
+            <word:r>
+              <word:t xml:space="preserve">am</word:t>
+            </word:r>
+            <word:r>
+              <word:t xml:space="preserve">e}</word:t>
             </word:r>
           </word:p>
         </word:tc>
@@ -3286,34 +3262,34 @@
           </word:tcPr>
           <word:p>
             <word:r>
-              <word:t xml:space="preserve">{</word:t>
-            </word:r>
-            <word:r>
-              <word:t xml:space="preserve">{</word:t>
-            </word:r>
-            <word:r>
-              <word:t xml:space="preserve">q</word:t>
-            </word:r>
-            <word:r>
-              <word:t xml:space="preserve">u</word:t>
+              <word:t xml:space="preserve">{d</word:t>
+            </word:r>
+            <word:r>
+              <word:t xml:space="preserve">.i</word:t>
+            </word:r>
+            <word:r>
+              <word:t xml:space="preserve">te</word:t>
+            </word:r>
+            <word:r>
+              <word:t xml:space="preserve">ms</word:t>
+            </word:r>
+            <word:r>
+              <word:t xml:space="preserve">[i</word:t>
+            </word:r>
+            <word:r>
+              <word:t xml:space="preserve">].</word:t>
+            </word:r>
+            <word:r>
+              <word:t xml:space="preserve">qu</word:t>
             </word:r>
             <word:r>
               <word:t xml:space="preserve">an</word:t>
             </word:r>
             <word:r>
-              <word:t xml:space="preserve">t</word:t>
-            </word:r>
-            <word:r>
-              <word:t xml:space="preserve">i</word:t>
-            </word:r>
-            <word:r>
-              <word:t xml:space="preserve">t</word:t>
-            </word:r>
-            <word:r>
-              <word:t xml:space="preserve">y</word:t>
-            </word:r>
-            <word:r>
-              <word:t xml:space="preserve">}}</word:t>
+              <word:t xml:space="preserve">ti</word:t>
+            </word:r>
+            <word:r>
+              <word:t xml:space="preserve">ty}</word:t>
             </word:r>
           </word:p>
         </word:tc>
@@ -3326,7 +3302,7 @@
               <word:drawing>
                 <wp:inline distT="0" distB="0" distL="0" distR="0">
                   <wp:extent cx="914400" cy="609600"/>
-                  <wp:docPr id="13" name="Picture 13" descr="{{image:image}}"/>
+                  <wp:docPr id="13" name="Picture 13" descr="{d.items[i].image}"/>
                   <a:graphic>
                     <a:graphicData uri="http://schemas.openxmlformats.org/drawingml/2006/picture">
                       <pic:pic>
@@ -3356,70 +3332,61 @@
               </word:drawing>
             </word:r>
           </word:p>
+          <word:p/>
+        </word:tc>
+      </word:tr>
+      <word:tr>
+        <word:tc>
+          <word:tcPr>
+            <word:tcW word:w="2400" word:type="dxa"/>
+          </word:tcPr>
           <word:p>
             <word:r>
               <word:t xml:space="preserve">{</word:t>
             </word:r>
             <word:r>
-              <word:t xml:space="preserve">{</word:t>
-            </word:r>
-            <word:r>
-              <word:t xml:space="preserve">/</word:t>
-            </word:r>
-            <word:r>
-              <word:t xml:space="preserve">e</word:t>
-            </word:r>
-            <word:r>
-              <word:t xml:space="preserve">a</word:t>
-            </word:r>
-            <word:r>
-              <word:t xml:space="preserve">c</word:t>
-            </word:r>
-            <word:r>
-              <word:t xml:space="preserve">h</word:t>
-            </word:r>
-            <word:r>
-              <word:t xml:space="preserve">}</word:t>
-            </word:r>
-            <word:r>
-              <word:t xml:space="preserve">}</word:t>
+              <word:t xml:space="preserve">d.</word:t>
+            </word:r>
+            <word:r>
+              <word:t xml:space="preserve">it</word:t>
+            </word:r>
+            <word:r>
+              <word:t xml:space="preserve">em</word:t>
+            </word:r>
+            <word:r>
+              <word:t xml:space="preserve">s[</word:t>
+            </word:r>
+            <word:r>
+              <word:t xml:space="preserve">i+</word:t>
+            </word:r>
+            <word:r>
+              <word:t xml:space="preserve">1]</word:t>
+            </word:r>
+            <word:r>
+              <word:t xml:space="preserve">.n</word:t>
+            </word:r>
+            <word:r>
+              <word:t xml:space="preserve">am</word:t>
+            </word:r>
+            <word:r>
+              <word:t xml:space="preserve">e}</word:t>
             </word:r>
           </word:p>
+        </word:tc>
+        <word:tc>
+          <word:tcPr>
+            <word:tcW word:w="2400" word:type="dxa"/>
+          </word:tcPr>
+          <word:p/>
+        </word:tc>
+        <word:tc>
+          <word:tcPr>
+            <word:tcW word:w="2400" word:type="dxa"/>
+          </word:tcPr>
+          <word:p/>
         </word:tc>
       </word:tr>
     </word:tbl>
-    <word:p>
-      <word:r>
-        <word:t xml:space="preserve">{</word:t>
-      </word:r>
-      <word:r>
-        <word:t xml:space="preserve">{#</word:t>
-      </word:r>
-      <word:r>
-        <word:t xml:space="preserve">e</word:t>
-      </word:r>
-      <word:r>
-        <word:t xml:space="preserve">ac</word:t>
-      </word:r>
-      <word:r>
-        <word:t xml:space="preserve">h </word:t>
-      </word:r>
-      <word:r>
-        <word:t xml:space="preserve">g</word:t>
-      </word:r>
-      <word:r>
-        <word:t xml:space="preserve">ro</word:t>
-      </word:r>
-      <word:r>
-        <word:t xml:space="preserve">u</word:t>
-      </word:r>
-      <word:r>
-        <word:t xml:space="preserve">ps</word:t>
-      </word:r>
-      <word:r>
-        <word:t xml:space="preserve">}}</word:t>
-      </word:r>
-    </word:p>
     <word:p>
       <word:r>
         <word:rPr>
@@ -3431,43 +3398,55 @@
         <word:rPr>
           <word:b/>
         </word:rPr>
-        <word:t xml:space="preserve">{</word:t>
+        <word:t xml:space="preserve">d.</word:t>
       </word:r>
       <word:r>
         <word:rPr>
           <word:b/>
         </word:rPr>
-        <word:t xml:space="preserve">n</word:t>
+        <word:t xml:space="preserve">gr</word:t>
       </word:r>
       <word:r>
         <word:rPr>
           <word:b/>
         </word:rPr>
-        <word:t xml:space="preserve">a</word:t>
+        <word:t xml:space="preserve">ou</word:t>
       </word:r>
       <word:r>
         <word:rPr>
           <word:b/>
         </word:rPr>
-        <word:t xml:space="preserve">m</word:t>
+        <word:t xml:space="preserve">ps</word:t>
       </word:r>
       <word:r>
         <word:rPr>
           <word:b/>
         </word:rPr>
-        <word:t xml:space="preserve">e</word:t>
+        <word:t xml:space="preserve">[</word:t>
       </word:r>
       <word:r>
         <word:rPr>
           <word:b/>
         </word:rPr>
-        <word:t xml:space="preserve">}</word:t>
+        <word:t xml:space="preserve">i]</word:t>
       </word:r>
       <word:r>
         <word:rPr>
           <word:b/>
         </word:rPr>
-        <word:t xml:space="preserve">}</word:t>
+        <word:t xml:space="preserve">.n</word:t>
+      </word:r>
+      <word:r>
+        <word:rPr>
+          <word:b/>
+        </word:rPr>
+        <word:t xml:space="preserve">am</word:t>
+      </word:r>
+      <word:r>
+        <word:rPr>
+          <word:b/>
+        </word:rPr>
+        <word:t xml:space="preserve">e}</word:t>
       </word:r>
     </word:p>
     <word:p>
@@ -3475,96 +3454,70 @@
         <word:t xml:space="preserve">{</word:t>
       </word:r>
       <word:r>
-        <word:t xml:space="preserve">{#</word:t>
-      </word:r>
-      <word:r>
-        <word:t xml:space="preserve">e</word:t>
-      </word:r>
-      <word:r>
-        <word:t xml:space="preserve">ac</word:t>
-      </word:r>
-      <word:r>
-        <word:t xml:space="preserve">h</word:t>
-      </word:r>
-      <word:r>
-        <word:t xml:space="preserve"> i</word:t>
-      </word:r>
-      <word:r>
-        <word:t xml:space="preserve">t</word:t>
-      </word:r>
-      <word:r>
-        <word:t xml:space="preserve">em</word:t>
-      </word:r>
-      <word:r>
-        <word:t xml:space="preserve">s</word:t>
-      </word:r>
-      <word:r>
-        <word:t xml:space="preserve">}}</word:t>
-      </word:r>
-    </word:p>
-    <word:p>
-      <word:r>
-        <word:t xml:space="preserve">{</word:t>
-      </word:r>
-      <word:r>
-        <word:t xml:space="preserve">{</word:t>
-      </word:r>
-      <word:r>
-        <word:t xml:space="preserve">.</word:t>
-      </word:r>
-      <word:r>
-        <word:t xml:space="preserve">.</word:t>
-      </word:r>
-      <word:r>
-        <word:t xml:space="preserve">/</word:t>
-      </word:r>
-      <word:r>
-        <word:t xml:space="preserve">n</word:t>
-      </word:r>
-      <word:r>
-        <word:t xml:space="preserve">a</word:t>
-      </word:r>
-      <word:r>
-        <word:t xml:space="preserve">m</word:t>
-      </word:r>
-      <word:r>
-        <word:t xml:space="preserve">e</word:t>
-      </word:r>
-      <word:r>
-        <word:t xml:space="preserve">}}</word:t>
+        <word:t xml:space="preserve">d.</word:t>
+      </word:r>
+      <word:r>
+        <word:t xml:space="preserve">gr</word:t>
+      </word:r>
+      <word:r>
+        <word:t xml:space="preserve">ou</word:t>
+      </word:r>
+      <word:r>
+        <word:t xml:space="preserve">ps</word:t>
+      </word:r>
+      <word:r>
+        <word:t xml:space="preserve">[</word:t>
+      </word:r>
+      <word:r>
+        <word:t xml:space="preserve">i]</word:t>
+      </word:r>
+      <word:r>
+        <word:t xml:space="preserve">.n</word:t>
+      </word:r>
+      <word:r>
+        <word:t xml:space="preserve">am</word:t>
+      </word:r>
+      <word:r>
+        <word:t xml:space="preserve">e}</word:t>
       </word:r>
       <word:r>
         <word:t xml:space="preserve"> / </word:t>
       </word:r>
       <word:r>
-        <word:t xml:space="preserve">{</word:t>
-      </word:r>
-      <word:r>
-        <word:t xml:space="preserve">{</word:t>
-      </word:r>
-      <word:r>
-        <word:t xml:space="preserve">n</word:t>
-      </word:r>
-      <word:r>
-        <word:t xml:space="preserve">a</word:t>
-      </word:r>
-      <word:r>
-        <word:t xml:space="preserve">m</word:t>
-      </word:r>
-      <word:r>
-        <word:t xml:space="preserve">e</word:t>
-      </word:r>
-      <word:r>
-        <word:t xml:space="preserve">}</word:t>
-      </word:r>
-      <word:r>
-        <word:t xml:space="preserve">}</word:t>
+        <word:t xml:space="preserve">{d</word:t>
+      </word:r>
+      <word:r>
+        <word:t xml:space="preserve">.gr</word:t>
+      </word:r>
+      <word:r>
+        <word:t xml:space="preserve">oup</word:t>
+      </word:r>
+      <word:r>
+        <word:t xml:space="preserve">s[</word:t>
+      </word:r>
+      <word:r>
+        <word:t xml:space="preserve">i].</word:t>
+      </word:r>
+      <word:r>
+        <word:t xml:space="preserve">ite</word:t>
+      </word:r>
+      <word:r>
+        <word:t xml:space="preserve">ms</word:t>
+      </word:r>
+      <word:r>
+        <word:t xml:space="preserve">[i]</word:t>
+      </word:r>
+      <word:r>
+        <word:t xml:space="preserve">.na</word:t>
+      </word:r>
+      <word:r>
+        <word:t xml:space="preserve">me}</word:t>
       </word:r>
       <word:r>
         <word:drawing>
           <wp:inline distT="0" distB="0" distL="0" distR="0">
             <wp:extent cx="914400" cy="609600"/>
-            <wp:docPr id="14" name="Picture 14" descr="{{image:image}}"/>
+            <wp:docPr id="14" name="Picture 14" descr="{d.groups[i].items[i].image}"/>
             <a:graphic>
               <a:graphicData uri="http://schemas.openxmlformats.org/drawingml/2006/picture">
                 <pic:pic>
@@ -3596,60 +3549,66 @@
     </word:p>
     <word:p>
       <word:r>
-        <word:t xml:space="preserve">{</word:t>
-      </word:r>
-      <word:r>
-        <word:t xml:space="preserve">{</word:t>
-      </word:r>
-      <word:r>
-        <word:t xml:space="preserve">/</word:t>
-      </word:r>
-      <word:r>
-        <word:t xml:space="preserve">e</word:t>
-      </word:r>
-      <word:r>
-        <word:t xml:space="preserve">a</word:t>
-      </word:r>
-      <word:r>
-        <word:t xml:space="preserve">c</word:t>
-      </word:r>
-      <word:r>
-        <word:t xml:space="preserve">h</word:t>
-      </word:r>
-      <word:r>
-        <word:t xml:space="preserve">}</word:t>
-      </word:r>
-      <word:r>
-        <word:t xml:space="preserve">}</word:t>
-      </word:r>
-    </word:p>
-    <word:p>
-      <word:r>
-        <word:t xml:space="preserve">{</word:t>
-      </word:r>
-      <word:r>
-        <word:t xml:space="preserve">{</word:t>
-      </word:r>
-      <word:r>
-        <word:t xml:space="preserve">/</word:t>
-      </word:r>
-      <word:r>
-        <word:t xml:space="preserve">e</word:t>
-      </word:r>
-      <word:r>
-        <word:t xml:space="preserve">a</word:t>
-      </word:r>
-      <word:r>
-        <word:t xml:space="preserve">c</word:t>
-      </word:r>
-      <word:r>
-        <word:t xml:space="preserve">h</word:t>
-      </word:r>
-      <word:r>
-        <word:t xml:space="preserve">}</word:t>
-      </word:r>
-      <word:r>
-        <word:t xml:space="preserve">}</word:t>
+        <word:t xml:space="preserve">{d</word:t>
+      </word:r>
+      <word:r>
+        <word:t xml:space="preserve">.gr</word:t>
+      </word:r>
+      <word:r>
+        <word:t xml:space="preserve">oup</word:t>
+      </word:r>
+      <word:r>
+        <word:t xml:space="preserve">s[i</word:t>
+      </word:r>
+      <word:r>
+        <word:t xml:space="preserve">].i</word:t>
+      </word:r>
+      <word:r>
+        <word:t xml:space="preserve">tem</word:t>
+      </word:r>
+      <word:r>
+        <word:t xml:space="preserve">s[i</word:t>
+      </word:r>
+      <word:r>
+        <word:t xml:space="preserve">+1]</word:t>
+      </word:r>
+      <word:r>
+        <word:t xml:space="preserve">.na</word:t>
+      </word:r>
+      <word:r>
+        <word:t xml:space="preserve">me}</word:t>
+      </word:r>
+    </word:p>
+    <word:p>
+      <word:r>
+        <word:t xml:space="preserve">{d</word:t>
+      </word:r>
+      <word:r>
+        <word:t xml:space="preserve">.g</word:t>
+      </word:r>
+      <word:r>
+        <word:t xml:space="preserve">ro</word:t>
+      </word:r>
+      <word:r>
+        <word:t xml:space="preserve">up</word:t>
+      </word:r>
+      <word:r>
+        <word:t xml:space="preserve">s[</word:t>
+      </word:r>
+      <word:r>
+        <word:t xml:space="preserve">i+</word:t>
+      </word:r>
+      <word:r>
+        <word:t xml:space="preserve">1]</word:t>
+      </word:r>
+      <word:r>
+        <word:t xml:space="preserve">.n</word:t>
+      </word:r>
+      <word:r>
+        <word:t xml:space="preserve">am</word:t>
+      </word:r>
+      <word:r>
+        <word:t xml:space="preserve">e}</word:t>
       </word:r>
     </word:p>
     <word:p>
@@ -3666,7 +3625,10 @@
         <word:t xml:space="preserve">{</word:t>
       </word:r>
       <word:r>
-        <word:t xml:space="preserve">{</word:t>
+        <word:t xml:space="preserve">d</word:t>
+      </word:r>
+      <word:r>
+        <word:t xml:space="preserve">.</word:t>
       </word:r>
       <word:r>
         <word:t xml:space="preserve">t</word:t>
@@ -3682,9 +3644,6 @@
       </word:r>
       <word:r>
         <word:t xml:space="preserve">e</word:t>
-      </word:r>
-      <word:r>
-        <word:t xml:space="preserve">}</word:t>
       </word:r>
       <word:r>
         <word:t xml:space="preserve">}</word:t>
@@ -3709,7 +3668,10 @@
         <word:t xml:space="preserve">{</word:t>
       </word:r>
       <word:r>
-        <word:t xml:space="preserve">{</word:t>
+        <word:t xml:space="preserve">d</word:t>
+      </word:r>
+      <word:r>
+        <word:t xml:space="preserve">.</word:t>
       </word:r>
       <word:r>
         <word:t xml:space="preserve">t</word:t>
@@ -3725,9 +3687,6 @@
       </word:r>
       <word:r>
         <word:t xml:space="preserve">e</word:t>
-      </word:r>
-      <word:r>
-        <word:t xml:space="preserve">}</word:t>
       </word:r>
       <word:r>
         <word:t xml:space="preserve">}</word:t>
@@ -3752,7 +3711,10 @@
         <word:t xml:space="preserve">{</word:t>
       </word:r>
       <word:r>
-        <word:t xml:space="preserve">{</word:t>
+        <word:t xml:space="preserve">d</word:t>
+      </word:r>
+      <word:r>
+        <word:t xml:space="preserve">.</word:t>
       </word:r>
       <word:r>
         <word:t xml:space="preserve">t</word:t>
@@ -3768,9 +3730,6 @@
       </word:r>
       <word:r>
         <word:t xml:space="preserve">e</word:t>
-      </word:r>
-      <word:r>
-        <word:t xml:space="preserve">}</word:t>
       </word:r>
       <word:r>
         <word:t xml:space="preserve">}</word:t>
@@ -3795,7 +3754,10 @@
         <word:t xml:space="preserve">{</word:t>
       </word:r>
       <word:r>
-        <word:t xml:space="preserve">{</word:t>
+        <word:t xml:space="preserve">d</word:t>
+      </word:r>
+      <word:r>
+        <word:t xml:space="preserve">.</word:t>
       </word:r>
       <word:r>
         <word:t xml:space="preserve">t</word:t>
@@ -3811,9 +3773,6 @@
       </word:r>
       <word:r>
         <word:t xml:space="preserve">e</word:t>
-      </word:r>
-      <word:r>
-        <word:t xml:space="preserve">}</word:t>
       </word:r>
       <word:r>
         <word:t xml:space="preserve">}</word:t>
@@ -3838,7 +3797,10 @@
         <word:t xml:space="preserve">{</word:t>
       </word:r>
       <word:r>
-        <word:t xml:space="preserve">{</word:t>
+        <word:t xml:space="preserve">d</word:t>
+      </word:r>
+      <word:r>
+        <word:t xml:space="preserve">.</word:t>
       </word:r>
       <word:r>
         <word:t xml:space="preserve">t</word:t>
@@ -3854,9 +3816,6 @@
       </word:r>
       <word:r>
         <word:t xml:space="preserve">e</word:t>
-      </word:r>
-      <word:r>
-        <word:t xml:space="preserve">}</word:t>
       </word:r>
       <word:r>
         <word:t xml:space="preserve">}</word:t>
@@ -3881,7 +3840,10 @@
         <word:t xml:space="preserve">{</word:t>
       </word:r>
       <word:r>
-        <word:t xml:space="preserve">{</word:t>
+        <word:t xml:space="preserve">d</word:t>
+      </word:r>
+      <word:r>
+        <word:t xml:space="preserve">.</word:t>
       </word:r>
       <word:r>
         <word:t xml:space="preserve">t</word:t>
@@ -3897,9 +3859,6 @@
       </word:r>
       <word:r>
         <word:t xml:space="preserve">e</word:t>
-      </word:r>
-      <word:r>
-        <word:t xml:space="preserve">}</word:t>
       </word:r>
       <word:r>
         <word:t xml:space="preserve">}</word:t>
@@ -3924,7 +3883,10 @@
         <word:t xml:space="preserve">{</word:t>
       </word:r>
       <word:r>
-        <word:t xml:space="preserve">{</word:t>
+        <word:t xml:space="preserve">d</word:t>
+      </word:r>
+      <word:r>
+        <word:t xml:space="preserve">.</word:t>
       </word:r>
       <word:r>
         <word:t xml:space="preserve">t</word:t>
@@ -3940,9 +3902,6 @@
       </word:r>
       <word:r>
         <word:t xml:space="preserve">e</word:t>
-      </word:r>
-      <word:r>
-        <word:t xml:space="preserve">}</word:t>
       </word:r>
       <word:r>
         <word:t xml:space="preserve">}</word:t>
@@ -3967,7 +3926,10 @@
         <word:t xml:space="preserve">{</word:t>
       </word:r>
       <word:r>
-        <word:t xml:space="preserve">{</word:t>
+        <word:t xml:space="preserve">d</word:t>
+      </word:r>
+      <word:r>
+        <word:t xml:space="preserve">.</word:t>
       </word:r>
       <word:r>
         <word:t xml:space="preserve">t</word:t>
@@ -3983,9 +3945,6 @@
       </word:r>
       <word:r>
         <word:t xml:space="preserve">e</word:t>
-      </word:r>
-      <word:r>
-        <word:t xml:space="preserve">}</word:t>
       </word:r>
       <word:r>
         <word:t xml:space="preserve">}</word:t>
@@ -4010,7 +3969,10 @@
         <word:t xml:space="preserve">{</word:t>
       </word:r>
       <word:r>
-        <word:t xml:space="preserve">{</word:t>
+        <word:t xml:space="preserve">d</word:t>
+      </word:r>
+      <word:r>
+        <word:t xml:space="preserve">.</word:t>
       </word:r>
       <word:r>
         <word:t xml:space="preserve">t</word:t>
@@ -4026,9 +3988,6 @@
       </word:r>
       <word:r>
         <word:t xml:space="preserve">e</word:t>
-      </word:r>
-      <word:r>
-        <word:t xml:space="preserve">}</word:t>
       </word:r>
       <word:r>
         <word:t xml:space="preserve">}</word:t>
@@ -4053,7 +4012,10 @@
         <word:t xml:space="preserve">{</word:t>
       </word:r>
       <word:r>
-        <word:t xml:space="preserve">{</word:t>
+        <word:t xml:space="preserve">d</word:t>
+      </word:r>
+      <word:r>
+        <word:t xml:space="preserve">.</word:t>
       </word:r>
       <word:r>
         <word:t xml:space="preserve">t</word:t>
@@ -4069,9 +4031,6 @@
       </word:r>
       <word:r>
         <word:t xml:space="preserve">e</word:t>
-      </word:r>
-      <word:r>
-        <word:t xml:space="preserve">}</word:t>
       </word:r>
       <word:r>
         <word:t xml:space="preserve">}</word:t>
@@ -4100,16 +4059,19 @@
       <word:t xml:space="preserve">{</word:t>
     </word:r>
     <word:r>
-      <word:t xml:space="preserve">{</word:t>
+      <word:t xml:space="preserve">d</word:t>
+    </word:r>
+    <word:r>
+      <word:t xml:space="preserve">.</word:t>
     </word:r>
     <word:r>
       <word:t xml:space="preserve">c</word:t>
     </word:r>
     <word:r>
-      <word:t xml:space="preserve">u</word:t>
-    </word:r>
-    <word:r>
-      <word:t xml:space="preserve">st</word:t>
+      <word:t xml:space="preserve">us</word:t>
+    </word:r>
+    <word:r>
+      <word:t xml:space="preserve">t</word:t>
     </word:r>
     <word:r>
       <word:t xml:space="preserve">o</word:t>
@@ -4121,10 +4083,7 @@
       <word:t xml:space="preserve">e</word:t>
     </word:r>
     <word:r>
-      <word:t xml:space="preserve">r</word:t>
-    </word:r>
-    <word:r>
-      <word:t xml:space="preserve">}}</word:t>
+      <word:t xml:space="preserve">r}</word:t>
     </word:r>
   </word:p>
   <word:p>
@@ -4132,16 +4091,19 @@
       <word:t xml:space="preserve">{</word:t>
     </word:r>
     <word:r>
-      <word:t xml:space="preserve">{</word:t>
+      <word:t xml:space="preserve">d</word:t>
+    </word:r>
+    <word:r>
+      <word:t xml:space="preserve">.</word:t>
     </word:r>
     <word:r>
       <word:t xml:space="preserve">c</word:t>
     </word:r>
     <word:r>
-      <word:t xml:space="preserve">u</word:t>
-    </word:r>
-    <word:r>
-      <word:t xml:space="preserve">st</word:t>
+      <word:t xml:space="preserve">us</word:t>
+    </word:r>
+    <word:r>
+      <word:t xml:space="preserve">t</word:t>
     </word:r>
     <word:r>
       <word:t xml:space="preserve">o</word:t>
@@ -4153,10 +4115,7 @@
       <word:t xml:space="preserve">e</word:t>
     </word:r>
     <word:r>
-      <word:t xml:space="preserve">r</word:t>
-    </word:r>
-    <word:r>
-      <word:t xml:space="preserve">}}</word:t>
+      <word:t xml:space="preserve">r}</word:t>
     </word:r>
   </word:p>
   <word:p>
@@ -4164,16 +4123,19 @@
       <word:t xml:space="preserve">{</word:t>
     </word:r>
     <word:r>
-      <word:t xml:space="preserve">{</word:t>
+      <word:t xml:space="preserve">d</word:t>
+    </word:r>
+    <word:r>
+      <word:t xml:space="preserve">.</word:t>
     </word:r>
     <word:r>
       <word:t xml:space="preserve">c</word:t>
     </word:r>
     <word:r>
-      <word:t xml:space="preserve">u</word:t>
-    </word:r>
-    <word:r>
-      <word:t xml:space="preserve">st</word:t>
+      <word:t xml:space="preserve">us</word:t>
+    </word:r>
+    <word:r>
+      <word:t xml:space="preserve">t</word:t>
     </word:r>
     <word:r>
       <word:t xml:space="preserve">o</word:t>
@@ -4185,10 +4147,7 @@
       <word:t xml:space="preserve">e</word:t>
     </word:r>
     <word:r>
-      <word:t xml:space="preserve">r</word:t>
-    </word:r>
-    <word:r>
-      <word:t xml:space="preserve">}}</word:t>
+      <word:t xml:space="preserve">r}</word:t>
     </word:r>
   </word:p>
   <word:p>
@@ -4196,16 +4155,19 @@
       <word:t xml:space="preserve">{</word:t>
     </word:r>
     <word:r>
-      <word:t xml:space="preserve">{</word:t>
+      <word:t xml:space="preserve">d</word:t>
+    </word:r>
+    <word:r>
+      <word:t xml:space="preserve">.</word:t>
     </word:r>
     <word:r>
       <word:t xml:space="preserve">c</word:t>
     </word:r>
     <word:r>
-      <word:t xml:space="preserve">u</word:t>
-    </word:r>
-    <word:r>
-      <word:t xml:space="preserve">st</word:t>
+      <word:t xml:space="preserve">us</word:t>
+    </word:r>
+    <word:r>
+      <word:t xml:space="preserve">t</word:t>
     </word:r>
     <word:r>
       <word:t xml:space="preserve">o</word:t>
@@ -4217,10 +4179,7 @@
       <word:t xml:space="preserve">e</word:t>
     </word:r>
     <word:r>
-      <word:t xml:space="preserve">r</word:t>
-    </word:r>
-    <word:r>
-      <word:t xml:space="preserve">}}</word:t>
+      <word:t xml:space="preserve">r}</word:t>
     </word:r>
   </word:p>
   <word:p>
@@ -4228,16 +4187,19 @@
       <word:t xml:space="preserve">{</word:t>
     </word:r>
     <word:r>
-      <word:t xml:space="preserve">{</word:t>
+      <word:t xml:space="preserve">d</word:t>
+    </word:r>
+    <word:r>
+      <word:t xml:space="preserve">.</word:t>
     </word:r>
     <word:r>
       <word:t xml:space="preserve">c</word:t>
     </word:r>
     <word:r>
-      <word:t xml:space="preserve">u</word:t>
-    </word:r>
-    <word:r>
-      <word:t xml:space="preserve">st</word:t>
+      <word:t xml:space="preserve">us</word:t>
+    </word:r>
+    <word:r>
+      <word:t xml:space="preserve">t</word:t>
     </word:r>
     <word:r>
       <word:t xml:space="preserve">o</word:t>
@@ -4249,10 +4211,7 @@
       <word:t xml:space="preserve">e</word:t>
     </word:r>
     <word:r>
-      <word:t xml:space="preserve">r</word:t>
-    </word:r>
-    <word:r>
-      <word:t xml:space="preserve">}}</word:t>
+      <word:t xml:space="preserve">r}</word:t>
     </word:r>
   </word:p>
   <word:p>
@@ -4260,16 +4219,19 @@
       <word:t xml:space="preserve">{</word:t>
     </word:r>
     <word:r>
-      <word:t xml:space="preserve">{</word:t>
+      <word:t xml:space="preserve">d</word:t>
+    </word:r>
+    <word:r>
+      <word:t xml:space="preserve">.</word:t>
     </word:r>
     <word:r>
       <word:t xml:space="preserve">c</word:t>
     </word:r>
     <word:r>
-      <word:t xml:space="preserve">u</word:t>
-    </word:r>
-    <word:r>
-      <word:t xml:space="preserve">st</word:t>
+      <word:t xml:space="preserve">us</word:t>
+    </word:r>
+    <word:r>
+      <word:t xml:space="preserve">t</word:t>
     </word:r>
     <word:r>
       <word:t xml:space="preserve">o</word:t>
@@ -4281,10 +4243,7 @@
       <word:t xml:space="preserve">e</word:t>
     </word:r>
     <word:r>
-      <word:t xml:space="preserve">r</word:t>
-    </word:r>
-    <word:r>
-      <word:t xml:space="preserve">}}</word:t>
+      <word:t xml:space="preserve">r}</word:t>
     </word:r>
   </word:p>
   <word:p>
@@ -4292,16 +4251,19 @@
       <word:t xml:space="preserve">{</word:t>
     </word:r>
     <word:r>
-      <word:t xml:space="preserve">{</word:t>
+      <word:t xml:space="preserve">d</word:t>
+    </word:r>
+    <word:r>
+      <word:t xml:space="preserve">.</word:t>
     </word:r>
     <word:r>
       <word:t xml:space="preserve">c</word:t>
     </word:r>
     <word:r>
-      <word:t xml:space="preserve">u</word:t>
-    </word:r>
-    <word:r>
-      <word:t xml:space="preserve">st</word:t>
+      <word:t xml:space="preserve">us</word:t>
+    </word:r>
+    <word:r>
+      <word:t xml:space="preserve">t</word:t>
     </word:r>
     <word:r>
       <word:t xml:space="preserve">o</word:t>
@@ -4313,10 +4275,7 @@
       <word:t xml:space="preserve">e</word:t>
     </word:r>
     <word:r>
-      <word:t xml:space="preserve">r</word:t>
-    </word:r>
-    <word:r>
-      <word:t xml:space="preserve">}}</word:t>
+      <word:t xml:space="preserve">r}</word:t>
     </word:r>
   </word:p>
   <word:p>
@@ -4324,16 +4283,19 @@
       <word:t xml:space="preserve">{</word:t>
     </word:r>
     <word:r>
-      <word:t xml:space="preserve">{</word:t>
+      <word:t xml:space="preserve">d</word:t>
+    </word:r>
+    <word:r>
+      <word:t xml:space="preserve">.</word:t>
     </word:r>
     <word:r>
       <word:t xml:space="preserve">c</word:t>
     </word:r>
     <word:r>
-      <word:t xml:space="preserve">u</word:t>
-    </word:r>
-    <word:r>
-      <word:t xml:space="preserve">st</word:t>
+      <word:t xml:space="preserve">us</word:t>
+    </word:r>
+    <word:r>
+      <word:t xml:space="preserve">t</word:t>
     </word:r>
     <word:r>
       <word:t xml:space="preserve">o</word:t>
@@ -4345,10 +4307,7 @@
       <word:t xml:space="preserve">e</word:t>
     </word:r>
     <word:r>
-      <word:t xml:space="preserve">r</word:t>
-    </word:r>
-    <word:r>
-      <word:t xml:space="preserve">}}</word:t>
+      <word:t xml:space="preserve">r}</word:t>
     </word:r>
   </word:p>
   <word:p>
@@ -4356,16 +4315,19 @@
       <word:t xml:space="preserve">{</word:t>
     </word:r>
     <word:r>
-      <word:t xml:space="preserve">{</word:t>
+      <word:t xml:space="preserve">d</word:t>
+    </word:r>
+    <word:r>
+      <word:t xml:space="preserve">.</word:t>
     </word:r>
     <word:r>
       <word:t xml:space="preserve">c</word:t>
     </word:r>
     <word:r>
-      <word:t xml:space="preserve">u</word:t>
-    </word:r>
-    <word:r>
-      <word:t xml:space="preserve">st</word:t>
+      <word:t xml:space="preserve">us</word:t>
+    </word:r>
+    <word:r>
+      <word:t xml:space="preserve">t</word:t>
     </word:r>
     <word:r>
       <word:t xml:space="preserve">o</word:t>
@@ -4377,10 +4339,7 @@
       <word:t xml:space="preserve">e</word:t>
     </word:r>
     <word:r>
-      <word:t xml:space="preserve">r</word:t>
-    </word:r>
-    <word:r>
-      <word:t xml:space="preserve">}}</word:t>
+      <word:t xml:space="preserve">r}</word:t>
     </word:r>
   </word:p>
   <word:p>
@@ -4388,16 +4347,19 @@
       <word:t xml:space="preserve">{</word:t>
     </word:r>
     <word:r>
-      <word:t xml:space="preserve">{</word:t>
+      <word:t xml:space="preserve">d</word:t>
+    </word:r>
+    <word:r>
+      <word:t xml:space="preserve">.</word:t>
     </word:r>
     <word:r>
       <word:t xml:space="preserve">c</word:t>
     </word:r>
     <word:r>
-      <word:t xml:space="preserve">u</word:t>
-    </word:r>
-    <word:r>
-      <word:t xml:space="preserve">st</word:t>
+      <word:t xml:space="preserve">us</word:t>
+    </word:r>
+    <word:r>
+      <word:t xml:space="preserve">t</word:t>
     </word:r>
     <word:r>
       <word:t xml:space="preserve">o</word:t>
@@ -4409,10 +4371,7 @@
       <word:t xml:space="preserve">e</word:t>
     </word:r>
     <word:r>
-      <word:t xml:space="preserve">r</word:t>
-    </word:r>
-    <word:r>
-      <word:t xml:space="preserve">}}</word:t>
+      <word:t xml:space="preserve">r}</word:t>
     </word:r>
   </word:p>
   <word:p>
@@ -4420,7 +4379,7 @@
       <word:drawing>
         <wp:inline distT="0" distB="0" distL="0" distR="0">
           <wp:extent cx="914400" cy="609600"/>
-          <wp:docPr id="12" name="Picture 12" descr="{{image:blue}}"/>
+          <wp:docPr id="12" name="Picture 12" descr="{d.blue}"/>
           <a:graphic>
             <a:graphicData uri="http://schemas.openxmlformats.org/drawingml/2006/picture">
               <pic:pic>
@@ -4467,16 +4426,19 @@
       <word:t xml:space="preserve">{</word:t>
     </word:r>
     <word:r>
-      <word:t xml:space="preserve">{</word:t>
+      <word:t xml:space="preserve">d</word:t>
+    </word:r>
+    <word:r>
+      <word:t xml:space="preserve">.</word:t>
     </word:r>
     <word:r>
       <word:t xml:space="preserve">c</word:t>
     </word:r>
     <word:r>
-      <word:t xml:space="preserve">u</word:t>
-    </word:r>
-    <word:r>
-      <word:t xml:space="preserve">st</word:t>
+      <word:t xml:space="preserve">us</word:t>
+    </word:r>
+    <word:r>
+      <word:t xml:space="preserve">t</word:t>
     </word:r>
     <word:r>
       <word:t xml:space="preserve">o</word:t>
@@ -4488,10 +4450,7 @@
       <word:t xml:space="preserve">e</word:t>
     </word:r>
     <word:r>
-      <word:t xml:space="preserve">r</word:t>
-    </word:r>
-    <word:r>
-      <word:t xml:space="preserve">}}</word:t>
+      <word:t xml:space="preserve">r}</word:t>
     </word:r>
   </word:p>
   <word:p>
@@ -4499,16 +4458,19 @@
       <word:t xml:space="preserve">{</word:t>
     </word:r>
     <word:r>
-      <word:t xml:space="preserve">{</word:t>
+      <word:t xml:space="preserve">d</word:t>
+    </word:r>
+    <word:r>
+      <word:t xml:space="preserve">.</word:t>
     </word:r>
     <word:r>
       <word:t xml:space="preserve">c</word:t>
     </word:r>
     <word:r>
-      <word:t xml:space="preserve">u</word:t>
-    </word:r>
-    <word:r>
-      <word:t xml:space="preserve">st</word:t>
+      <word:t xml:space="preserve">us</word:t>
+    </word:r>
+    <word:r>
+      <word:t xml:space="preserve">t</word:t>
     </word:r>
     <word:r>
       <word:t xml:space="preserve">o</word:t>
@@ -4520,10 +4482,7 @@
       <word:t xml:space="preserve">e</word:t>
     </word:r>
     <word:r>
-      <word:t xml:space="preserve">r</word:t>
-    </word:r>
-    <word:r>
-      <word:t xml:space="preserve">}}</word:t>
+      <word:t xml:space="preserve">r}</word:t>
     </word:r>
   </word:p>
   <word:p>
@@ -4531,16 +4490,19 @@
       <word:t xml:space="preserve">{</word:t>
     </word:r>
     <word:r>
-      <word:t xml:space="preserve">{</word:t>
+      <word:t xml:space="preserve">d</word:t>
+    </word:r>
+    <word:r>
+      <word:t xml:space="preserve">.</word:t>
     </word:r>
     <word:r>
       <word:t xml:space="preserve">c</word:t>
     </word:r>
     <word:r>
-      <word:t xml:space="preserve">u</word:t>
-    </word:r>
-    <word:r>
-      <word:t xml:space="preserve">st</word:t>
+      <word:t xml:space="preserve">us</word:t>
+    </word:r>
+    <word:r>
+      <word:t xml:space="preserve">t</word:t>
     </word:r>
     <word:r>
       <word:t xml:space="preserve">o</word:t>
@@ -4552,10 +4514,7 @@
       <word:t xml:space="preserve">e</word:t>
     </word:r>
     <word:r>
-      <word:t xml:space="preserve">r</word:t>
-    </word:r>
-    <word:r>
-      <word:t xml:space="preserve">}}</word:t>
+      <word:t xml:space="preserve">r}</word:t>
     </word:r>
   </word:p>
   <word:p>
@@ -4563,16 +4522,19 @@
       <word:t xml:space="preserve">{</word:t>
     </word:r>
     <word:r>
-      <word:t xml:space="preserve">{</word:t>
+      <word:t xml:space="preserve">d</word:t>
+    </word:r>
+    <word:r>
+      <word:t xml:space="preserve">.</word:t>
     </word:r>
     <word:r>
       <word:t xml:space="preserve">c</word:t>
     </word:r>
     <word:r>
-      <word:t xml:space="preserve">u</word:t>
-    </word:r>
-    <word:r>
-      <word:t xml:space="preserve">st</word:t>
+      <word:t xml:space="preserve">us</word:t>
+    </word:r>
+    <word:r>
+      <word:t xml:space="preserve">t</word:t>
     </word:r>
     <word:r>
       <word:t xml:space="preserve">o</word:t>
@@ -4584,10 +4546,7 @@
       <word:t xml:space="preserve">e</word:t>
     </word:r>
     <word:r>
-      <word:t xml:space="preserve">r</word:t>
-    </word:r>
-    <word:r>
-      <word:t xml:space="preserve">}}</word:t>
+      <word:t xml:space="preserve">r}</word:t>
     </word:r>
   </word:p>
   <word:p>
@@ -4595,16 +4554,19 @@
       <word:t xml:space="preserve">{</word:t>
     </word:r>
     <word:r>
-      <word:t xml:space="preserve">{</word:t>
+      <word:t xml:space="preserve">d</word:t>
+    </word:r>
+    <word:r>
+      <word:t xml:space="preserve">.</word:t>
     </word:r>
     <word:r>
       <word:t xml:space="preserve">c</word:t>
     </word:r>
     <word:r>
-      <word:t xml:space="preserve">u</word:t>
-    </word:r>
-    <word:r>
-      <word:t xml:space="preserve">st</word:t>
+      <word:t xml:space="preserve">us</word:t>
+    </word:r>
+    <word:r>
+      <word:t xml:space="preserve">t</word:t>
     </word:r>
     <word:r>
       <word:t xml:space="preserve">o</word:t>
@@ -4616,10 +4578,7 @@
       <word:t xml:space="preserve">e</word:t>
     </word:r>
     <word:r>
-      <word:t xml:space="preserve">r</word:t>
-    </word:r>
-    <word:r>
-      <word:t xml:space="preserve">}}</word:t>
+      <word:t xml:space="preserve">r}</word:t>
     </word:r>
   </word:p>
   <word:p>
@@ -4627,16 +4586,19 @@
       <word:t xml:space="preserve">{</word:t>
     </word:r>
     <word:r>
-      <word:t xml:space="preserve">{</word:t>
+      <word:t xml:space="preserve">d</word:t>
+    </word:r>
+    <word:r>
+      <word:t xml:space="preserve">.</word:t>
     </word:r>
     <word:r>
       <word:t xml:space="preserve">c</word:t>
     </word:r>
     <word:r>
-      <word:t xml:space="preserve">u</word:t>
-    </word:r>
-    <word:r>
-      <word:t xml:space="preserve">st</word:t>
+      <word:t xml:space="preserve">us</word:t>
+    </word:r>
+    <word:r>
+      <word:t xml:space="preserve">t</word:t>
     </word:r>
     <word:r>
       <word:t xml:space="preserve">o</word:t>
@@ -4648,10 +4610,7 @@
       <word:t xml:space="preserve">e</word:t>
     </word:r>
     <word:r>
-      <word:t xml:space="preserve">r</word:t>
-    </word:r>
-    <word:r>
-      <word:t xml:space="preserve">}}</word:t>
+      <word:t xml:space="preserve">r}</word:t>
     </word:r>
   </word:p>
   <word:p>
@@ -4659,16 +4618,19 @@
       <word:t xml:space="preserve">{</word:t>
     </word:r>
     <word:r>
-      <word:t xml:space="preserve">{</word:t>
+      <word:t xml:space="preserve">d</word:t>
+    </word:r>
+    <word:r>
+      <word:t xml:space="preserve">.</word:t>
     </word:r>
     <word:r>
       <word:t xml:space="preserve">c</word:t>
     </word:r>
     <word:r>
-      <word:t xml:space="preserve">u</word:t>
-    </word:r>
-    <word:r>
-      <word:t xml:space="preserve">st</word:t>
+      <word:t xml:space="preserve">us</word:t>
+    </word:r>
+    <word:r>
+      <word:t xml:space="preserve">t</word:t>
     </word:r>
     <word:r>
       <word:t xml:space="preserve">o</word:t>
@@ -4680,10 +4642,7 @@
       <word:t xml:space="preserve">e</word:t>
     </word:r>
     <word:r>
-      <word:t xml:space="preserve">r</word:t>
-    </word:r>
-    <word:r>
-      <word:t xml:space="preserve">}}</word:t>
+      <word:t xml:space="preserve">r}</word:t>
     </word:r>
   </word:p>
   <word:p>
@@ -4691,16 +4650,19 @@
       <word:t xml:space="preserve">{</word:t>
     </word:r>
     <word:r>
-      <word:t xml:space="preserve">{</word:t>
+      <word:t xml:space="preserve">d</word:t>
+    </word:r>
+    <word:r>
+      <word:t xml:space="preserve">.</word:t>
     </word:r>
     <word:r>
       <word:t xml:space="preserve">c</word:t>
     </word:r>
     <word:r>
-      <word:t xml:space="preserve">u</word:t>
-    </word:r>
-    <word:r>
-      <word:t xml:space="preserve">st</word:t>
+      <word:t xml:space="preserve">us</word:t>
+    </word:r>
+    <word:r>
+      <word:t xml:space="preserve">t</word:t>
     </word:r>
     <word:r>
       <word:t xml:space="preserve">o</word:t>
@@ -4712,10 +4674,7 @@
       <word:t xml:space="preserve">e</word:t>
     </word:r>
     <word:r>
-      <word:t xml:space="preserve">r</word:t>
-    </word:r>
-    <word:r>
-      <word:t xml:space="preserve">}}</word:t>
+      <word:t xml:space="preserve">r}</word:t>
     </word:r>
   </word:p>
   <word:p>
@@ -4723,16 +4682,19 @@
       <word:t xml:space="preserve">{</word:t>
     </word:r>
     <word:r>
-      <word:t xml:space="preserve">{</word:t>
+      <word:t xml:space="preserve">d</word:t>
+    </word:r>
+    <word:r>
+      <word:t xml:space="preserve">.</word:t>
     </word:r>
     <word:r>
       <word:t xml:space="preserve">c</word:t>
     </word:r>
     <word:r>
-      <word:t xml:space="preserve">u</word:t>
-    </word:r>
-    <word:r>
-      <word:t xml:space="preserve">st</word:t>
+      <word:t xml:space="preserve">us</word:t>
+    </word:r>
+    <word:r>
+      <word:t xml:space="preserve">t</word:t>
     </word:r>
     <word:r>
       <word:t xml:space="preserve">o</word:t>
@@ -4744,10 +4706,7 @@
       <word:t xml:space="preserve">e</word:t>
     </word:r>
     <word:r>
-      <word:t xml:space="preserve">r</word:t>
-    </word:r>
-    <word:r>
-      <word:t xml:space="preserve">}}</word:t>
+      <word:t xml:space="preserve">r}</word:t>
     </word:r>
   </word:p>
   <word:p>
@@ -4755,16 +4714,19 @@
       <word:t xml:space="preserve">{</word:t>
     </word:r>
     <word:r>
-      <word:t xml:space="preserve">{</word:t>
+      <word:t xml:space="preserve">d</word:t>
+    </word:r>
+    <word:r>
+      <word:t xml:space="preserve">.</word:t>
     </word:r>
     <word:r>
       <word:t xml:space="preserve">c</word:t>
     </word:r>
     <word:r>
-      <word:t xml:space="preserve">u</word:t>
-    </word:r>
-    <word:r>
-      <word:t xml:space="preserve">st</word:t>
+      <word:t xml:space="preserve">us</word:t>
+    </word:r>
+    <word:r>
+      <word:t xml:space="preserve">t</word:t>
     </word:r>
     <word:r>
       <word:t xml:space="preserve">o</word:t>
@@ -4776,10 +4738,7 @@
       <word:t xml:space="preserve">e</word:t>
     </word:r>
     <word:r>
-      <word:t xml:space="preserve">r</word:t>
-    </word:r>
-    <word:r>
-      <word:t xml:space="preserve">}}</word:t>
+      <word:t xml:space="preserve">r}</word:t>
     </word:r>
   </word:p>
   <word:p>
@@ -4787,7 +4746,7 @@
       <word:drawing>
         <wp:inline distT="0" distB="0" distL="0" distR="0">
           <wp:extent cx="914400" cy="609600"/>
-          <wp:docPr id="11" name="Picture 11" descr="{{image:red}}"/>
+          <wp:docPr id="11" name="Picture 11" descr="{d.red}"/>
           <a:graphic>
             <a:graphicData uri="http://schemas.openxmlformats.org/drawingml/2006/picture">
               <pic:pic>
